--- a/phoebechar/canoeing/raisin_river/module/RaisinRiver_Module_Worksheet.docx
+++ b/phoebechar/canoeing/raisin_river/module/RaisinRiver_Module_Worksheet.docx
@@ -1,55 +1,50 @@
 
 <file path=word/document.xml><?xml version="1.0" encoding="utf-8"?>
-<w:document xmlns:mc="http://schemas.openxmlformats.org/markup-compatibility/2006" xmlns:o="urn:schemas-microsoft-com:office:office" xmlns:r="http://schemas.openxmlformats.org/officeDocument/2006/relationships" xmlns:m="http://schemas.openxmlformats.org/officeDocument/2006/math" xmlns:v="urn:schemas-microsoft-com:vml" xmlns:wp="http://schemas.openxmlformats.org/drawingml/2006/wordprocessingDrawing" xmlns:w10="urn:schemas-microsoft-com:office:word" xmlns:w="http://schemas.openxmlformats.org/wordprocessingml/2006/main" xmlns:wne="http://schemas.microsoft.com/office/word/2006/wordml" xmlns:sl="http://schemas.openxmlformats.org/schemaLibrary/2006/main" xmlns:a="http://schemas.openxmlformats.org/drawingml/2006/main" xmlns:pic="http://schemas.openxmlformats.org/drawingml/2006/picture" xmlns:c="http://schemas.openxmlformats.org/drawingml/2006/chart" xmlns:lc="http://schemas.openxmlformats.org/drawingml/2006/lockedCanvas" xmlns:dgm="http://schemas.openxmlformats.org/drawingml/2006/diagram" xmlns:wps="http://schemas.microsoft.com/office/word/2010/wordprocessingShape" xmlns:wpg="http://schemas.microsoft.com/office/word/2010/wordprocessingGroup" xmlns:w14="http://schemas.microsoft.com/office/word/2010/wordml" xmlns:w15="http://schemas.microsoft.com/office/word/2012/wordml" xmlns:w16="http://schemas.microsoft.com/office/word/2018/wordml" xmlns:w16cex="http://schemas.microsoft.com/office/word/2018/wordml/cex" xmlns:w16cid="http://schemas.microsoft.com/office/word/2016/wordml/cid" xmlns="http://schemas.microsoft.com/office/tasks/2019/documenttasks" xmlns:cr="http://schemas.microsoft.com/office/comments/2020/reactions">
+<w:document xmlns:wpc="http://schemas.microsoft.com/office/word/2010/wordprocessingCanvas" xmlns:cx="http://schemas.microsoft.com/office/drawing/2014/chartex" xmlns:cx1="http://schemas.microsoft.com/office/drawing/2015/9/8/chartex" xmlns:mc="http://schemas.openxmlformats.org/markup-compatibility/2006" xmlns:o="urn:schemas-microsoft-com:office:office" xmlns:r="http://schemas.openxmlformats.org/officeDocument/2006/relationships" xmlns:m="http://schemas.openxmlformats.org/officeDocument/2006/math" xmlns:v="urn:schemas-microsoft-com:vml" xmlns:wp14="http://schemas.microsoft.com/office/word/2010/wordprocessingDrawing" xmlns:wp="http://schemas.openxmlformats.org/drawingml/2006/wordprocessingDrawing" xmlns:w10="urn:schemas-microsoft-com:office:word" xmlns:w="http://schemas.openxmlformats.org/wordprocessingml/2006/main" xmlns:w14="http://schemas.microsoft.com/office/word/2010/wordml" xmlns:w15="http://schemas.microsoft.com/office/word/2012/wordml" xmlns:w16se="http://schemas.microsoft.com/office/word/2015/wordml/symex" xmlns:wpg="http://schemas.microsoft.com/office/word/2010/wordprocessingGroup" xmlns:wpi="http://schemas.microsoft.com/office/word/2010/wordprocessingInk" xmlns:wne="http://schemas.microsoft.com/office/word/2006/wordml" xmlns:wps="http://schemas.microsoft.com/office/word/2010/wordprocessingShape" mc:Ignorable="w14 w15 w16se wp14">
   <w:body>
     <w:p>
       <w:pPr>
-        <w:spacing w:after="0" w:before="0" w:line="276" w:lineRule="auto"/>
         <w:jc w:val="center"/>
         <w:rPr>
-          <w:rFonts w:ascii="Calibri" w:cs="Calibri" w:eastAsia="Calibri" w:hAnsi="Calibri"/>
+          <w:rFonts w:ascii="Calibri" w:eastAsia="Calibri" w:hAnsi="Calibri" w:cs="Calibri"/>
           <w:sz w:val="26"/>
           <w:szCs w:val="26"/>
         </w:rPr>
       </w:pPr>
       <w:r>
         <w:rPr>
-          <w:rFonts w:ascii="Calibri" w:cs="Calibri" w:eastAsia="Calibri" w:hAnsi="Calibri"/>
-          <w:b w:val="1"/>
+          <w:rFonts w:ascii="Calibri" w:eastAsia="Calibri" w:hAnsi="Calibri" w:cs="Calibri"/>
+          <w:b/>
           <w:sz w:val="26"/>
           <w:szCs w:val="26"/>
-          <w:rtl w:val="0"/>
-        </w:rPr>
-        <w:t xml:space="preserve">The Impact of Outliers: The Raisin River Canoe Race</w:t>
-      </w:r>
-      <w:r>
-        <w:rPr>
-          <w:rtl w:val="0"/>
-        </w:rPr>
-      </w:r>
-    </w:p>
-    <w:p>
-      <w:pPr>
-        <w:spacing w:after="0" w:before="0" w:line="276" w:lineRule="auto"/>
+        </w:rPr>
+        <w:t>The Impact of Outliers: The Raisin River Canoe Race</w:t>
+      </w:r>
+    </w:p>
+    <w:p>
+      <w:pPr>
         <w:ind w:firstLine="720"/>
         <w:rPr>
-          <w:rFonts w:ascii="Calibri" w:cs="Calibri" w:eastAsia="Calibri" w:hAnsi="Calibri"/>
-          <w:sz w:val="24"/>
-          <w:szCs w:val="24"/>
-        </w:rPr>
-      </w:pPr>
-      <w:r>
-        <w:rPr>
-          <w:rFonts w:ascii="Calibri" w:cs="Calibri" w:eastAsia="Calibri" w:hAnsi="Calibri"/>
-          <w:sz w:val="24"/>
-          <w:szCs w:val="24"/>
-          <w:rtl w:val="0"/>
+          <w:rFonts w:ascii="Calibri" w:eastAsia="Calibri" w:hAnsi="Calibri" w:cs="Calibri"/>
+          <w:sz w:val="24"/>
+          <w:szCs w:val="24"/>
+        </w:rPr>
+      </w:pPr>
+      <w:r>
+        <w:rPr>
+          <w:rFonts w:ascii="Calibri" w:eastAsia="Calibri" w:hAnsi="Calibri" w:cs="Calibri"/>
+          <w:sz w:val="24"/>
+          <w:szCs w:val="24"/>
         </w:rPr>
         <w:t xml:space="preserve">Downriver racing is a sport where competitors take their watercraft (usually a canoe, kayak, or stand-up paddle board) down a race course in competition with other paddlers, sometimes navigating rapids, in an attempt to get the fastest time either overall or in their class (classes are split up by boat and paddler type). The Raisin River Canoe race has been running for over 50 years on the Raisin River in Eastern Ontario. The usual race course is 30 km (about 18.6 miles) and contains rapids that fluctuate in difficulty with the water level. </w:t>
       </w:r>
       <w:r>
+        <w:rPr>
+          <w:noProof/>
+          <w:lang w:val="en-US"/>
+        </w:rPr>
         <w:drawing>
-          <wp:anchor allowOverlap="1" behindDoc="0" distB="57150" distT="57150" distL="57150" distR="57150" hidden="0" layoutInCell="1" locked="0" relativeHeight="0" simplePos="0">
+          <wp:anchor distT="57150" distB="57150" distL="57150" distR="57150" simplePos="0" relativeHeight="251658240" behindDoc="0" locked="0" layoutInCell="1" hidden="0" allowOverlap="1">
             <wp:simplePos x="0" y="0"/>
             <wp:positionH relativeFrom="column">
               <wp:posOffset>2981325</wp:posOffset>
@@ -58,19 +53,20 @@
               <wp:posOffset>142875</wp:posOffset>
             </wp:positionV>
             <wp:extent cx="3509963" cy="2195475"/>
-            <wp:effectExtent b="0" l="0" r="0" t="0"/>
-            <wp:wrapSquare wrapText="bothSides" distB="57150" distT="57150" distL="57150" distR="57150"/>
-            <wp:docPr descr="Map of the Raisin River" id="1" name="image1.png"/>
-            <a:graphic>
+            <wp:effectExtent l="0" t="0" r="0" b="0"/>
+            <wp:wrapSquare wrapText="bothSides" distT="57150" distB="57150" distL="57150" distR="57150"/>
+            <wp:docPr id="1" name="image1.png" descr="Map of the Raisin River"/>
+            <wp:cNvGraphicFramePr/>
+            <a:graphic xmlns:a="http://schemas.openxmlformats.org/drawingml/2006/main">
               <a:graphicData uri="http://schemas.openxmlformats.org/drawingml/2006/picture">
-                <pic:pic>
+                <pic:pic xmlns:pic="http://schemas.openxmlformats.org/drawingml/2006/picture">
                   <pic:nvPicPr>
-                    <pic:cNvPr descr="Map of the Raisin River" id="0" name="image1.png"/>
+                    <pic:cNvPr id="0" name="image1.png" descr="Map of the Raisin River"/>
                     <pic:cNvPicPr preferRelativeResize="0"/>
                   </pic:nvPicPr>
                   <pic:blipFill>
-                    <a:blip r:embed="rId6"/>
-                    <a:srcRect b="0" l="0" r="0" t="0"/>
+                    <a:blip r:embed="rId5"/>
+                    <a:srcRect/>
                     <a:stretch>
                       <a:fillRect/>
                     </a:stretch>
@@ -80,7 +76,9 @@
                       <a:off x="0" y="0"/>
                       <a:ext cx="3509963" cy="2195475"/>
                     </a:xfrm>
-                    <a:prstGeom prst="rect"/>
+                    <a:prstGeom prst="rect">
+                      <a:avLst/>
+                    </a:prstGeom>
                     <a:ln/>
                   </pic:spPr>
                 </pic:pic>
@@ -92,111 +90,93 @@
     </w:p>
     <w:p>
       <w:pPr>
-        <w:spacing w:after="0" w:before="0" w:line="276" w:lineRule="auto"/>
-        <w:ind w:left="0" w:firstLine="720"/>
-        <w:rPr>
-          <w:rFonts w:ascii="Calibri" w:cs="Calibri" w:eastAsia="Calibri" w:hAnsi="Calibri"/>
-          <w:sz w:val="24"/>
-          <w:szCs w:val="24"/>
-        </w:rPr>
-      </w:pPr>
-      <w:r>
-        <w:rPr>
-          <w:rFonts w:ascii="Calibri" w:cs="Calibri" w:eastAsia="Calibri" w:hAnsi="Calibri"/>
-          <w:sz w:val="24"/>
-          <w:szCs w:val="24"/>
-          <w:rtl w:val="0"/>
+        <w:ind w:firstLine="720"/>
+        <w:rPr>
+          <w:rFonts w:ascii="Calibri" w:eastAsia="Calibri" w:hAnsi="Calibri" w:cs="Calibri"/>
+          <w:sz w:val="24"/>
+          <w:szCs w:val="24"/>
+        </w:rPr>
+      </w:pPr>
+      <w:r>
+        <w:rPr>
+          <w:rFonts w:ascii="Calibri" w:eastAsia="Calibri" w:hAnsi="Calibri" w:cs="Calibri"/>
+          <w:sz w:val="24"/>
+          <w:szCs w:val="24"/>
         </w:rPr>
         <w:t xml:space="preserve">In race results, a DNF (did not finish) refers to a boat that did not make it to the finish line. Most of the time, these boats are paddlers who at some point decided to drop out of the race. This is most common in longer races (like Raisin River) or races with dangerous rapids. While the rapids on the Raisin River course are not too intimidating, as water level increases, the difficulty (or, more importantly, the fear factor) increases as well. </w:t>
       </w:r>
     </w:p>
     <w:p>
       <w:pPr>
-        <w:spacing w:after="0" w:before="0" w:line="276" w:lineRule="auto"/>
         <w:ind w:firstLine="720"/>
         <w:rPr>
-          <w:rFonts w:ascii="Calibri" w:cs="Calibri" w:eastAsia="Calibri" w:hAnsi="Calibri"/>
-          <w:sz w:val="24"/>
-          <w:szCs w:val="24"/>
-        </w:rPr>
-      </w:pPr>
-      <w:r>
-        <w:rPr>
-          <w:rFonts w:ascii="Calibri" w:cs="Calibri" w:eastAsia="Calibri" w:hAnsi="Calibri"/>
-          <w:sz w:val="24"/>
-          <w:szCs w:val="24"/>
-          <w:rtl w:val="0"/>
-        </w:rPr>
-        <w:t xml:space="preserve">Race directors are responsible for keeping track of their competitors and making sure they get off the river safely, so it is important that race officials are aware of possible DNFs. Having a way to predict the proportion of participants that may DNF the race based on the water level (information that is known ahead of time) could be very useful. For this activity we will be using data containing DNF and water level measures from the Raisin River Race from 2005-2025 to look at how outliers can impact a model.</w:t>
-      </w:r>
-    </w:p>
-    <w:p>
-      <w:pPr>
-        <w:spacing w:after="0" w:before="0" w:line="276" w:lineRule="auto"/>
-        <w:ind w:left="0" w:firstLine="720"/>
-        <w:rPr>
-          <w:rFonts w:ascii="Calibri" w:cs="Calibri" w:eastAsia="Calibri" w:hAnsi="Calibri"/>
-          <w:sz w:val="24"/>
-          <w:szCs w:val="24"/>
-        </w:rPr>
-      </w:pPr>
-      <w:r>
-        <w:rPr>
-          <w:rFonts w:ascii="Calibri" w:cs="Calibri" w:eastAsia="Calibri" w:hAnsi="Calibri"/>
-          <w:sz w:val="24"/>
-          <w:szCs w:val="24"/>
-          <w:rtl w:val="0"/>
-        </w:rPr>
-        <w:t xml:space="preserve">This data set contains flow measurements (indicative of water level) in ft</w:t>
-      </w:r>
-      <w:r>
-        <w:rPr>
-          <w:rFonts w:ascii="Calibri" w:cs="Calibri" w:eastAsia="Calibri" w:hAnsi="Calibri"/>
+          <w:rFonts w:ascii="Calibri" w:eastAsia="Calibri" w:hAnsi="Calibri" w:cs="Calibri"/>
+          <w:sz w:val="24"/>
+          <w:szCs w:val="24"/>
+        </w:rPr>
+      </w:pPr>
+      <w:r>
+        <w:rPr>
+          <w:rFonts w:ascii="Calibri" w:eastAsia="Calibri" w:hAnsi="Calibri" w:cs="Calibri"/>
+          <w:sz w:val="24"/>
+          <w:szCs w:val="24"/>
+        </w:rPr>
+        <w:t>Race directors are responsible for keeping track of their competitors and making sure they get off the river safely, so it is important that race officials are aware of possible DNFs. Having a way to predict the proportion of participants that may DNF the race based on the water level (information that is known ahead of time) could be very useful. For this activity we will be using data containing DNF and water level measures from the Raisin River Race from 2005-2025 to look at how outliers can impact a model.</w:t>
+      </w:r>
+    </w:p>
+    <w:p>
+      <w:pPr>
+        <w:ind w:firstLine="720"/>
+        <w:rPr>
+          <w:rFonts w:ascii="Calibri" w:eastAsia="Calibri" w:hAnsi="Calibri" w:cs="Calibri"/>
+          <w:sz w:val="24"/>
+          <w:szCs w:val="24"/>
+        </w:rPr>
+      </w:pPr>
+      <w:r>
+        <w:rPr>
+          <w:rFonts w:ascii="Calibri" w:eastAsia="Calibri" w:hAnsi="Calibri" w:cs="Calibri"/>
+          <w:sz w:val="24"/>
+          <w:szCs w:val="24"/>
+        </w:rPr>
+        <w:t>This data set contains flow measurements (indicative of water level) in ft</w:t>
+      </w:r>
+      <w:r>
+        <w:rPr>
+          <w:rFonts w:ascii="Calibri" w:eastAsia="Calibri" w:hAnsi="Calibri" w:cs="Calibri"/>
           <w:sz w:val="24"/>
           <w:szCs w:val="24"/>
           <w:vertAlign w:val="superscript"/>
-          <w:rtl w:val="0"/>
-        </w:rPr>
-        <w:t xml:space="preserve">3</w:t>
-      </w:r>
-      <w:r>
-        <w:rPr>
-          <w:rFonts w:ascii="Calibri" w:cs="Calibri" w:eastAsia="Calibri" w:hAnsi="Calibri"/>
-          <w:sz w:val="24"/>
-          <w:szCs w:val="24"/>
-          <w:rtl w:val="0"/>
-        </w:rPr>
-        <w:t xml:space="preserve">/sec and the proportion of DNFs (# of DNFs/total participants) from the Raisin River Race from 2005-2025 (excluding 2020 and 2021, when the race didn't run, and 2019, which has incomplete data).</w:t>
-      </w:r>
-    </w:p>
-    <w:p>
-      <w:pPr>
-        <w:spacing w:after="0" w:before="0" w:line="276" w:lineRule="auto"/>
-        <w:ind w:left="0" w:firstLine="0"/>
-        <w:rPr>
-          <w:rFonts w:ascii="Calibri" w:cs="Calibri" w:eastAsia="Calibri" w:hAnsi="Calibri"/>
+        </w:rPr>
+        <w:t>3</w:t>
+      </w:r>
+      <w:r>
+        <w:rPr>
+          <w:rFonts w:ascii="Calibri" w:eastAsia="Calibri" w:hAnsi="Calibri" w:cs="Calibri"/>
+          <w:sz w:val="24"/>
+          <w:szCs w:val="24"/>
+        </w:rPr>
+        <w:t>/sec and the proportion of DNFs (# of DNFs/total participants) from the Raisin River Race from 2005-2025 (excluding 2020 and 2021, when the race didn't run, and 2019, which has incomplete data).</w:t>
+      </w:r>
+    </w:p>
+    <w:p>
+      <w:pPr>
+        <w:rPr>
+          <w:rFonts w:ascii="Calibri" w:eastAsia="Calibri" w:hAnsi="Calibri" w:cs="Calibri"/>
           <w:sz w:val="24"/>
           <w:szCs w:val="24"/>
         </w:rPr>
       </w:pPr>
       <w:r>
         <w:pict>
-          <v:rect style="width:0.0pt;height:1.5pt" o:hr="t" o:hrstd="t" o:hralign="center" fillcolor="#A0A0A0" stroked="f"/>
+          <v:rect id="_x0000_i1025" style="width:0;height:1.5pt" o:hralign="center" o:hrstd="t" o:hr="t" fillcolor="#a0a0a0" stroked="f"/>
         </w:pict>
       </w:r>
-      <w:r>
-        <w:rPr>
-          <w:rtl w:val="0"/>
-        </w:rPr>
-      </w:r>
-    </w:p>
-    <w:p>
-      <w:pPr>
-        <w:spacing w:after="0" w:before="0" w:line="276" w:lineRule="auto"/>
-        <w:ind w:left="0" w:firstLine="0"/>
-        <w:jc w:val="left"/>
-        <w:rPr>
-          <w:rFonts w:ascii="Calibri" w:cs="Calibri" w:eastAsia="Calibri" w:hAnsi="Calibri"/>
+    </w:p>
+    <w:p>
+      <w:pPr>
+        <w:rPr>
+          <w:rFonts w:ascii="Calibri" w:eastAsia="Calibri" w:hAnsi="Calibri" w:cs="Calibri"/>
           <w:sz w:val="26"/>
           <w:szCs w:val="26"/>
           <w:u w:val="single"/>
@@ -204,13 +184,12 @@
       </w:pPr>
       <w:r>
         <w:rPr>
-          <w:rFonts w:ascii="Calibri" w:cs="Calibri" w:eastAsia="Calibri" w:hAnsi="Calibri"/>
+          <w:rFonts w:ascii="Calibri" w:eastAsia="Calibri" w:hAnsi="Calibri" w:cs="Calibri"/>
           <w:sz w:val="26"/>
           <w:szCs w:val="26"/>
           <w:u w:val="single"/>
-          <w:rtl w:val="0"/>
-        </w:rPr>
-        <w:t xml:space="preserve">Explore the relationship between flow rate and proportion of DNFs</w:t>
+        </w:rPr>
+        <w:t>Explore the relationship between flow rate and proportion of DNFs</w:t>
       </w:r>
     </w:p>
     <w:p>
@@ -219,22 +198,19 @@
           <w:ilvl w:val="0"/>
           <w:numId w:val="2"/>
         </w:numPr>
-        <w:spacing w:after="0" w:before="0" w:line="276" w:lineRule="auto"/>
-        <w:ind w:left="720" w:hanging="360"/>
-        <w:rPr>
-          <w:rFonts w:ascii="Calibri" w:cs="Calibri" w:eastAsia="Calibri" w:hAnsi="Calibri"/>
-          <w:sz w:val="24"/>
-          <w:szCs w:val="24"/>
-        </w:rPr>
-      </w:pPr>
-      <w:r>
-        <w:rPr>
-          <w:rFonts w:ascii="Calibri" w:cs="Calibri" w:eastAsia="Calibri" w:hAnsi="Calibri"/>
-          <w:sz w:val="24"/>
-          <w:szCs w:val="24"/>
-          <w:rtl w:val="0"/>
-        </w:rPr>
-        <w:t xml:space="preserve">Graph a scatterplot that shows flow rate as a predictor for proportion of DNF</w:t>
+        <w:rPr>
+          <w:rFonts w:ascii="Calibri" w:eastAsia="Calibri" w:hAnsi="Calibri" w:cs="Calibri"/>
+          <w:sz w:val="24"/>
+          <w:szCs w:val="24"/>
+        </w:rPr>
+      </w:pPr>
+      <w:r>
+        <w:rPr>
+          <w:rFonts w:ascii="Calibri" w:eastAsia="Calibri" w:hAnsi="Calibri" w:cs="Calibri"/>
+          <w:sz w:val="24"/>
+          <w:szCs w:val="24"/>
+        </w:rPr>
+        <w:t>Graph a scatterplot that shows flow rate as a predictor for proportion of DNF</w:t>
       </w:r>
     </w:p>
     <w:p>
@@ -243,52 +219,20 @@
           <w:ilvl w:val="0"/>
           <w:numId w:val="2"/>
         </w:numPr>
-        <w:spacing w:after="200" w:before="0" w:line="276" w:lineRule="auto"/>
-        <w:ind w:left="720" w:hanging="360"/>
-        <w:rPr>
-          <w:rFonts w:ascii="Calibri" w:cs="Calibri" w:eastAsia="Calibri" w:hAnsi="Calibri"/>
-          <w:sz w:val="24"/>
-          <w:szCs w:val="24"/>
-        </w:rPr>
-      </w:pPr>
-      <w:r>
-        <w:rPr>
-          <w:rFonts w:ascii="Calibri" w:cs="Calibri" w:eastAsia="Calibri" w:hAnsi="Calibri"/>
-          <w:sz w:val="24"/>
-          <w:szCs w:val="24"/>
-          <w:rtl w:val="0"/>
-        </w:rPr>
-        <w:t xml:space="preserve">Fit a model using flow rate as a predictor for proportion of DNF and meaningfully interpret the slope coefficient.</w:t>
-      </w:r>
-    </w:p>
-    <w:p>
-      <w:pPr>
-        <w:spacing w:after="200" w:before="0" w:line="276" w:lineRule="auto"/>
-        <w:rPr>
-          <w:rFonts w:ascii="Calibri" w:cs="Calibri" w:eastAsia="Calibri" w:hAnsi="Calibri"/>
-          <w:sz w:val="24"/>
-          <w:szCs w:val="24"/>
-        </w:rPr>
-      </w:pPr>
-      <w:r>
-        <w:rPr>
-          <w:rtl w:val="0"/>
-        </w:rPr>
-      </w:r>
-    </w:p>
-    <w:p>
-      <w:pPr>
-        <w:spacing w:after="200" w:before="0" w:line="276" w:lineRule="auto"/>
-        <w:rPr>
-          <w:rFonts w:ascii="Calibri" w:cs="Calibri" w:eastAsia="Calibri" w:hAnsi="Calibri"/>
-          <w:sz w:val="24"/>
-          <w:szCs w:val="24"/>
-        </w:rPr>
-      </w:pPr>
-      <w:r>
-        <w:rPr>
-          <w:rtl w:val="0"/>
-        </w:rPr>
+        <w:spacing w:after="200"/>
+        <w:rPr>
+          <w:rFonts w:ascii="Calibri" w:eastAsia="Calibri" w:hAnsi="Calibri" w:cs="Calibri"/>
+          <w:sz w:val="24"/>
+          <w:szCs w:val="24"/>
+        </w:rPr>
+      </w:pPr>
+      <w:r>
+        <w:rPr>
+          <w:rFonts w:ascii="Calibri" w:eastAsia="Calibri" w:hAnsi="Calibri" w:cs="Calibri"/>
+          <w:sz w:val="24"/>
+          <w:szCs w:val="24"/>
+        </w:rPr>
+        <w:t>Fit a model using flow rate as a predictor for proportion of DNF and meaningfully interpret the slope coefficient.</w:t>
       </w:r>
     </w:p>
     <w:p>
@@ -297,22 +241,19 @@
           <w:ilvl w:val="0"/>
           <w:numId w:val="1"/>
         </w:numPr>
-        <w:spacing w:after="0" w:before="0" w:line="276" w:lineRule="auto"/>
-        <w:ind w:left="1440" w:hanging="360"/>
-        <w:rPr>
-          <w:rFonts w:ascii="Calibri" w:cs="Calibri" w:eastAsia="Calibri" w:hAnsi="Calibri"/>
-          <w:sz w:val="24"/>
-          <w:szCs w:val="24"/>
-        </w:rPr>
-      </w:pPr>
-      <w:r>
-        <w:rPr>
-          <w:rFonts w:ascii="Calibri" w:cs="Calibri" w:eastAsia="Calibri" w:hAnsi="Calibri"/>
-          <w:sz w:val="24"/>
-          <w:szCs w:val="24"/>
-          <w:rtl w:val="0"/>
-        </w:rPr>
-        <w:t xml:space="preserve">The model has a negative coefficient for flow's impact on DNF proportion. Does this make sense with what you saw on the graph from question 1?</w:t>
+        <w:rPr>
+          <w:rFonts w:ascii="Calibri" w:eastAsia="Calibri" w:hAnsi="Calibri" w:cs="Calibri"/>
+          <w:sz w:val="24"/>
+          <w:szCs w:val="24"/>
+        </w:rPr>
+      </w:pPr>
+      <w:r>
+        <w:rPr>
+          <w:rFonts w:ascii="Calibri" w:eastAsia="Calibri" w:hAnsi="Calibri" w:cs="Calibri"/>
+          <w:sz w:val="24"/>
+          <w:szCs w:val="24"/>
+        </w:rPr>
+        <w:t>The model has a negative coefficient for flow's impact on DNF proportion. Does this make sense with what you saw on the graph from question 1?</w:t>
       </w:r>
     </w:p>
     <w:p>
@@ -321,68 +262,29 @@
           <w:ilvl w:val="0"/>
           <w:numId w:val="1"/>
         </w:numPr>
-        <w:spacing w:after="0" w:before="0" w:line="276" w:lineRule="auto"/>
-        <w:ind w:left="1440" w:hanging="360"/>
-        <w:rPr>
-          <w:rFonts w:ascii="Calibri" w:cs="Calibri" w:eastAsia="Calibri" w:hAnsi="Calibri"/>
-          <w:sz w:val="24"/>
-          <w:szCs w:val="24"/>
-        </w:rPr>
-      </w:pPr>
-      <w:r>
-        <w:rPr>
-          <w:rFonts w:ascii="Calibri" w:cs="Calibri" w:eastAsia="Calibri" w:hAnsi="Calibri"/>
-          <w:sz w:val="24"/>
-          <w:szCs w:val="24"/>
-          <w:rtl w:val="0"/>
-        </w:rPr>
-        <w:t xml:space="preserve">Note the p-value for the flow coefficient. Is it significant?</w:t>
-      </w:r>
-    </w:p>
-    <w:p>
-      <w:pPr>
-        <w:spacing w:after="0" w:before="0" w:line="276" w:lineRule="auto"/>
-        <w:rPr>
-          <w:rFonts w:ascii="Calibri" w:cs="Calibri" w:eastAsia="Calibri" w:hAnsi="Calibri"/>
-          <w:sz w:val="24"/>
-          <w:szCs w:val="24"/>
-        </w:rPr>
-      </w:pPr>
-      <w:r>
-        <w:rPr>
-          <w:rtl w:val="0"/>
-        </w:rPr>
-      </w:r>
-    </w:p>
-    <w:p>
-      <w:pPr>
-        <w:spacing w:after="0" w:before="0" w:line="276" w:lineRule="auto"/>
-        <w:rPr>
-          <w:rFonts w:ascii="Calibri" w:cs="Calibri" w:eastAsia="Calibri" w:hAnsi="Calibri"/>
-          <w:sz w:val="24"/>
-          <w:szCs w:val="24"/>
-        </w:rPr>
-      </w:pPr>
-      <w:r>
-        <w:rPr>
-          <w:rtl w:val="0"/>
-        </w:rPr>
-      </w:r>
-    </w:p>
-    <w:p>
-      <w:pPr>
-        <w:spacing w:after="0" w:before="0" w:line="276" w:lineRule="auto"/>
-        <w:rPr>
-          <w:rFonts w:ascii="Calibri" w:cs="Calibri" w:eastAsia="Calibri" w:hAnsi="Calibri"/>
-          <w:sz w:val="24"/>
-          <w:szCs w:val="24"/>
-        </w:rPr>
-      </w:pPr>
-      <w:r>
-        <w:rPr>
-          <w:rtl w:val="0"/>
-        </w:rPr>
-      </w:r>
+        <w:rPr>
+          <w:rFonts w:ascii="Calibri" w:eastAsia="Calibri" w:hAnsi="Calibri" w:cs="Calibri"/>
+          <w:sz w:val="24"/>
+          <w:szCs w:val="24"/>
+        </w:rPr>
+      </w:pPr>
+      <w:r>
+        <w:rPr>
+          <w:rFonts w:ascii="Calibri" w:eastAsia="Calibri" w:hAnsi="Calibri" w:cs="Calibri"/>
+          <w:sz w:val="24"/>
+          <w:szCs w:val="24"/>
+        </w:rPr>
+        <w:t>Note the p-value for the flow coefficient. Is it significant?</w:t>
+      </w:r>
+    </w:p>
+    <w:p>
+      <w:pPr>
+        <w:rPr>
+          <w:rFonts w:ascii="Calibri" w:eastAsia="Calibri" w:hAnsi="Calibri" w:cs="Calibri"/>
+          <w:sz w:val="24"/>
+          <w:szCs w:val="24"/>
+        </w:rPr>
+      </w:pPr>
     </w:p>
     <w:p>
       <w:pPr>
@@ -390,74 +292,35 @@
           <w:ilvl w:val="0"/>
           <w:numId w:val="1"/>
         </w:numPr>
-        <w:spacing w:after="0" w:before="0" w:line="276" w:lineRule="auto"/>
-        <w:ind w:left="1440" w:hanging="360"/>
-        <w:rPr>
-          <w:rFonts w:ascii="Calibri" w:cs="Calibri" w:eastAsia="Calibri" w:hAnsi="Calibri"/>
-          <w:sz w:val="24"/>
-          <w:szCs w:val="24"/>
-        </w:rPr>
-      </w:pPr>
-      <w:r>
-        <w:rPr>
-          <w:rFonts w:ascii="Calibri" w:cs="Calibri" w:eastAsia="Calibri" w:hAnsi="Calibri"/>
-          <w:sz w:val="24"/>
-          <w:szCs w:val="24"/>
-          <w:rtl w:val="0"/>
-        </w:rPr>
-        <w:t xml:space="preserve">Comment on the appropriateness of the model</w:t>
-      </w:r>
-    </w:p>
-    <w:p>
-      <w:pPr>
-        <w:spacing w:after="0" w:before="0" w:line="276" w:lineRule="auto"/>
-        <w:rPr>
-          <w:rFonts w:ascii="Calibri" w:cs="Calibri" w:eastAsia="Calibri" w:hAnsi="Calibri"/>
-          <w:sz w:val="24"/>
-          <w:szCs w:val="24"/>
-        </w:rPr>
-      </w:pPr>
-      <w:r>
-        <w:rPr>
-          <w:rtl w:val="0"/>
-        </w:rPr>
-      </w:r>
-    </w:p>
-    <w:p>
-      <w:pPr>
-        <w:spacing w:after="0" w:before="0" w:line="276" w:lineRule="auto"/>
-        <w:rPr>
-          <w:rFonts w:ascii="Calibri" w:cs="Calibri" w:eastAsia="Calibri" w:hAnsi="Calibri"/>
-          <w:sz w:val="24"/>
-          <w:szCs w:val="24"/>
-        </w:rPr>
-      </w:pPr>
-      <w:r>
-        <w:rPr>
-          <w:rtl w:val="0"/>
-        </w:rPr>
-      </w:r>
-    </w:p>
-    <w:p>
-      <w:pPr>
-        <w:spacing w:after="0" w:before="0" w:line="276" w:lineRule="auto"/>
-        <w:rPr>
-          <w:rFonts w:ascii="Calibri" w:cs="Calibri" w:eastAsia="Calibri" w:hAnsi="Calibri"/>
-          <w:sz w:val="24"/>
-          <w:szCs w:val="24"/>
-        </w:rPr>
-      </w:pPr>
-      <w:r>
-        <w:rPr>
-          <w:rtl w:val="0"/>
-        </w:rPr>
-      </w:r>
-    </w:p>
-    <w:p>
-      <w:pPr>
-        <w:spacing w:after="0" w:before="0" w:line="276" w:lineRule="auto"/>
-        <w:rPr>
-          <w:rFonts w:ascii="Calibri" w:cs="Calibri" w:eastAsia="Calibri" w:hAnsi="Calibri"/>
+        <w:rPr>
+          <w:rFonts w:ascii="Calibri" w:eastAsia="Calibri" w:hAnsi="Calibri" w:cs="Calibri"/>
+          <w:sz w:val="24"/>
+          <w:szCs w:val="24"/>
+        </w:rPr>
+      </w:pPr>
+      <w:r>
+        <w:rPr>
+          <w:rFonts w:ascii="Calibri" w:eastAsia="Calibri" w:hAnsi="Calibri" w:cs="Calibri"/>
+          <w:sz w:val="24"/>
+          <w:szCs w:val="24"/>
+        </w:rPr>
+        <w:lastRenderedPageBreak/>
+        <w:t>Comment on the appropriateness of the model</w:t>
+      </w:r>
+    </w:p>
+    <w:p>
+      <w:pPr>
+        <w:rPr>
+          <w:rFonts w:ascii="Calibri" w:eastAsia="Calibri" w:hAnsi="Calibri" w:cs="Calibri"/>
+          <w:sz w:val="24"/>
+          <w:szCs w:val="24"/>
+        </w:rPr>
+      </w:pPr>
+    </w:p>
+    <w:p>
+      <w:pPr>
+        <w:rPr>
+          <w:rFonts w:ascii="Calibri" w:eastAsia="Calibri" w:hAnsi="Calibri" w:cs="Calibri"/>
           <w:sz w:val="26"/>
           <w:szCs w:val="26"/>
           <w:u w:val="single"/>
@@ -465,71 +328,49 @@
       </w:pPr>
       <w:r>
         <w:rPr>
-          <w:rFonts w:ascii="Calibri" w:cs="Calibri" w:eastAsia="Calibri" w:hAnsi="Calibri"/>
+          <w:rFonts w:ascii="Calibri" w:eastAsia="Calibri" w:hAnsi="Calibri" w:cs="Calibri"/>
           <w:sz w:val="26"/>
           <w:szCs w:val="26"/>
           <w:u w:val="single"/>
-          <w:rtl w:val="0"/>
-        </w:rPr>
-        <w:t xml:space="preserve">Investigate influential observations</w:t>
-      </w:r>
-    </w:p>
-    <w:p>
-      <w:pPr>
-        <w:spacing w:after="0" w:before="0" w:line="276" w:lineRule="auto"/>
-        <w:ind w:firstLine="720"/>
-        <w:jc w:val="left"/>
-        <w:rPr>
-          <w:rFonts w:ascii="Calibri" w:cs="Calibri" w:eastAsia="Calibri" w:hAnsi="Calibri"/>
-          <w:sz w:val="24"/>
-          <w:szCs w:val="24"/>
-        </w:rPr>
-      </w:pPr>
-      <w:r>
-        <w:rPr>
-          <w:rFonts w:ascii="Calibri" w:cs="Calibri" w:eastAsia="Calibri" w:hAnsi="Calibri"/>
-          <w:sz w:val="24"/>
-          <w:szCs w:val="24"/>
-          <w:rtl w:val="0"/>
-        </w:rPr>
-        <w:t xml:space="preserve">3. Do any observations have unusual leverage? standardized residual? influence?</w:t>
-      </w:r>
-    </w:p>
-    <w:p>
-      <w:pPr>
-        <w:spacing w:after="0" w:before="0" w:line="276" w:lineRule="auto"/>
-        <w:rPr>
-          <w:rFonts w:ascii="Calibri" w:cs="Calibri" w:eastAsia="Calibri" w:hAnsi="Calibri"/>
-          <w:sz w:val="24"/>
-          <w:szCs w:val="24"/>
-        </w:rPr>
-      </w:pPr>
-      <w:r>
-        <w:rPr>
-          <w:rtl w:val="0"/>
-        </w:rPr>
-      </w:r>
-    </w:p>
-    <w:p>
-      <w:pPr>
-        <w:spacing w:after="0" w:before="0" w:line="276" w:lineRule="auto"/>
-        <w:rPr>
-          <w:rFonts w:ascii="Calibri" w:cs="Calibri" w:eastAsia="Calibri" w:hAnsi="Calibri"/>
-          <w:sz w:val="24"/>
-          <w:szCs w:val="24"/>
-        </w:rPr>
-      </w:pPr>
-      <w:r>
-        <w:rPr>
-          <w:rtl w:val="0"/>
-        </w:rPr>
-      </w:r>
-    </w:p>
-    <w:p>
-      <w:pPr>
-        <w:spacing w:after="0" w:before="0" w:line="276" w:lineRule="auto"/>
-        <w:rPr>
-          <w:rFonts w:ascii="Calibri" w:cs="Calibri" w:eastAsia="Calibri" w:hAnsi="Calibri"/>
+        </w:rPr>
+        <w:t>Investigate influential observations</w:t>
+      </w:r>
+    </w:p>
+    <w:p>
+      <w:pPr>
+        <w:pStyle w:val="ListParagraph"/>
+        <w:numPr>
+          <w:ilvl w:val="0"/>
+          <w:numId w:val="2"/>
+        </w:numPr>
+        <w:rPr>
+          <w:rFonts w:ascii="Calibri" w:eastAsia="Calibri" w:hAnsi="Calibri" w:cs="Calibri"/>
+          <w:sz w:val="24"/>
+          <w:szCs w:val="24"/>
+        </w:rPr>
+      </w:pPr>
+      <w:r>
+        <w:rPr>
+          <w:rFonts w:ascii="Calibri" w:eastAsia="Calibri" w:hAnsi="Calibri" w:cs="Calibri"/>
+          <w:sz w:val="24"/>
+          <w:szCs w:val="24"/>
+        </w:rPr>
+        <w:t>Do any observations have unusual leverage? standardized residual? influence?</w:t>
+      </w:r>
+    </w:p>
+    <w:p>
+      <w:pPr>
+        <w:rPr>
+          <w:rFonts w:ascii="Calibri" w:eastAsia="Calibri" w:hAnsi="Calibri" w:cs="Calibri"/>
+          <w:sz w:val="24"/>
+          <w:szCs w:val="24"/>
+        </w:rPr>
+      </w:pPr>
+    </w:p>
+    <w:p>
+      <w:pPr>
+        <w:rPr>
+          <w:rFonts w:ascii="Calibri" w:eastAsia="Calibri" w:hAnsi="Calibri" w:cs="Calibri"/>
           <w:sz w:val="26"/>
           <w:szCs w:val="26"/>
           <w:u w:val="single"/>
@@ -537,269 +378,247 @@
       </w:pPr>
       <w:r>
         <w:rPr>
-          <w:rFonts w:ascii="Calibri" w:cs="Calibri" w:eastAsia="Calibri" w:hAnsi="Calibri"/>
+          <w:rFonts w:ascii="Calibri" w:eastAsia="Calibri" w:hAnsi="Calibri" w:cs="Calibri"/>
           <w:sz w:val="26"/>
           <w:szCs w:val="26"/>
           <w:u w:val="single"/>
-          <w:rtl w:val="0"/>
-        </w:rPr>
-        <w:t xml:space="preserve">Consider the outlier</w:t>
-      </w:r>
-    </w:p>
-    <w:p>
-      <w:pPr>
-        <w:spacing w:after="0" w:before="0" w:line="276" w:lineRule="auto"/>
-        <w:ind w:left="720" w:firstLine="0"/>
-        <w:rPr>
-          <w:rFonts w:ascii="Calibri" w:cs="Calibri" w:eastAsia="Calibri" w:hAnsi="Calibri"/>
-          <w:sz w:val="24"/>
-          <w:szCs w:val="24"/>
-        </w:rPr>
-      </w:pPr>
-      <w:r>
-        <w:rPr>
-          <w:rFonts w:ascii="Calibri" w:cs="Calibri" w:eastAsia="Calibri" w:hAnsi="Calibri"/>
-          <w:sz w:val="24"/>
-          <w:szCs w:val="24"/>
-          <w:rtl w:val="0"/>
-        </w:rPr>
-        <w:t xml:space="preserve">4. We only want to remove outliers if we have reason to believe that outside factors may be influencing the data in a way that prevents data analysis. In this case, the outlying observation is from 2017. In 2017, the water level was dangerously high, causing the race officials to move the race start to Delaney Road (roughly 4 miles further down the river), leaving the finish in the normal place. The map below shows the race course. Do you think this change warrants removing the year from the data set? Why or why not?</w:t>
-      </w:r>
-    </w:p>
-    <w:p>
-      <w:pPr>
-        <w:spacing w:after="0" w:before="0" w:line="276" w:lineRule="auto"/>
-        <w:rPr>
-          <w:rFonts w:ascii="Calibri" w:cs="Calibri" w:eastAsia="Calibri" w:hAnsi="Calibri"/>
-          <w:sz w:val="24"/>
-          <w:szCs w:val="24"/>
-        </w:rPr>
-      </w:pPr>
-      <w:r>
-        <w:rPr>
-          <w:rtl w:val="0"/>
-        </w:rPr>
-      </w:r>
-    </w:p>
-    <w:p>
-      <w:pPr>
-        <w:spacing w:after="0" w:before="0" w:line="276" w:lineRule="auto"/>
-        <w:rPr>
-          <w:rFonts w:ascii="Calibri" w:cs="Calibri" w:eastAsia="Calibri" w:hAnsi="Calibri"/>
-          <w:sz w:val="24"/>
-          <w:szCs w:val="24"/>
-        </w:rPr>
-      </w:pPr>
-      <w:r>
-        <w:rPr>
-          <w:rtl w:val="0"/>
-        </w:rPr>
-      </w:r>
-    </w:p>
-    <w:p>
-      <w:pPr>
-        <w:spacing w:after="0" w:before="0" w:line="276" w:lineRule="auto"/>
-        <w:rPr>
-          <w:rFonts w:ascii="Calibri" w:cs="Calibri" w:eastAsia="Calibri" w:hAnsi="Calibri"/>
-          <w:sz w:val="24"/>
-          <w:szCs w:val="24"/>
-        </w:rPr>
-      </w:pPr>
-      <w:r>
-        <w:rPr>
-          <w:rtl w:val="0"/>
-        </w:rPr>
-      </w:r>
-    </w:p>
-    <w:p>
-      <w:pPr>
-        <w:spacing w:after="0" w:before="0" w:line="276" w:lineRule="auto"/>
-        <w:rPr>
-          <w:rFonts w:ascii="Calibri" w:cs="Calibri" w:eastAsia="Calibri" w:hAnsi="Calibri"/>
-          <w:sz w:val="24"/>
-          <w:szCs w:val="24"/>
-        </w:rPr>
-      </w:pPr>
-      <w:r>
-        <w:rPr>
-          <w:rtl w:val="0"/>
-        </w:rPr>
-      </w:r>
-    </w:p>
-    <w:p>
-      <w:pPr>
-        <w:spacing w:after="0" w:before="0" w:line="276" w:lineRule="auto"/>
-        <w:rPr>
-          <w:rFonts w:ascii="Calibri" w:cs="Calibri" w:eastAsia="Calibri" w:hAnsi="Calibri"/>
-          <w:sz w:val="24"/>
-          <w:szCs w:val="24"/>
-        </w:rPr>
-      </w:pPr>
-      <w:r>
-        <w:rPr>
-          <w:rtl w:val="0"/>
-        </w:rPr>
-      </w:r>
-    </w:p>
-    <w:p>
-      <w:pPr>
-        <w:spacing w:after="0" w:before="0" w:line="276" w:lineRule="auto"/>
-        <w:ind w:left="720" w:firstLine="0"/>
-        <w:rPr>
-          <w:rFonts w:ascii="Calibri" w:cs="Calibri" w:eastAsia="Calibri" w:hAnsi="Calibri"/>
-          <w:sz w:val="24"/>
-          <w:szCs w:val="24"/>
-        </w:rPr>
-      </w:pPr>
-      <w:r>
-        <w:rPr>
-          <w:rFonts w:ascii="Calibri" w:cs="Calibri" w:eastAsia="Calibri" w:hAnsi="Calibri"/>
-          <w:sz w:val="24"/>
-          <w:szCs w:val="24"/>
-          <w:rtl w:val="0"/>
-        </w:rPr>
-        <w:t xml:space="preserve">5. Regardless of your answer to question 4, remove the influential observation from the data set.</w:t>
-      </w:r>
-    </w:p>
-    <w:p>
-      <w:pPr>
-        <w:spacing w:after="0" w:before="0" w:line="276" w:lineRule="auto"/>
-        <w:ind w:left="0" w:firstLine="720"/>
-        <w:rPr>
-          <w:rFonts w:ascii="Calibri" w:cs="Calibri" w:eastAsia="Calibri" w:hAnsi="Calibri"/>
-          <w:sz w:val="24"/>
-          <w:szCs w:val="24"/>
-        </w:rPr>
-      </w:pPr>
-      <w:r>
-        <w:rPr>
-          <w:rFonts w:ascii="Calibri" w:cs="Calibri" w:eastAsia="Calibri" w:hAnsi="Calibri"/>
-          <w:sz w:val="24"/>
-          <w:szCs w:val="24"/>
-          <w:rtl w:val="0"/>
-        </w:rPr>
-        <w:t xml:space="preserve">6. Regraph the scatterplot without the influential observation and add a line of best fit.</w:t>
-      </w:r>
-    </w:p>
-    <w:p>
-      <w:pPr>
-        <w:spacing w:after="0" w:before="0" w:line="276" w:lineRule="auto"/>
-        <w:ind w:left="720" w:firstLine="0"/>
-        <w:rPr>
-          <w:rFonts w:ascii="Calibri" w:cs="Calibri" w:eastAsia="Calibri" w:hAnsi="Calibri"/>
-          <w:sz w:val="24"/>
-          <w:szCs w:val="24"/>
-        </w:rPr>
-      </w:pPr>
-      <w:r>
-        <w:rPr>
-          <w:rFonts w:ascii="Calibri" w:cs="Calibri" w:eastAsia="Calibri" w:hAnsi="Calibri"/>
-          <w:sz w:val="24"/>
-          <w:szCs w:val="24"/>
-          <w:rtl w:val="0"/>
-        </w:rPr>
-        <w:t xml:space="preserve">7. Refit the model with the new version of the data set, and meaningfully interpret the slope coefficient.</w:t>
-      </w:r>
-    </w:p>
-    <w:p>
-      <w:pPr>
-        <w:spacing w:after="0" w:before="0" w:line="276" w:lineRule="auto"/>
-        <w:ind w:left="720" w:firstLine="0"/>
-        <w:rPr>
-          <w:rFonts w:ascii="Calibri" w:cs="Calibri" w:eastAsia="Calibri" w:hAnsi="Calibri"/>
-          <w:sz w:val="24"/>
-          <w:szCs w:val="24"/>
-        </w:rPr>
-      </w:pPr>
-      <w:r>
-        <w:rPr>
-          <w:rtl w:val="0"/>
-        </w:rPr>
-      </w:r>
-    </w:p>
-    <w:p>
-      <w:pPr>
-        <w:spacing w:after="0" w:before="0" w:line="276" w:lineRule="auto"/>
-        <w:ind w:left="720" w:firstLine="0"/>
-        <w:rPr>
-          <w:rFonts w:ascii="Calibri" w:cs="Calibri" w:eastAsia="Calibri" w:hAnsi="Calibri"/>
-          <w:sz w:val="24"/>
-          <w:szCs w:val="24"/>
-        </w:rPr>
-      </w:pPr>
-      <w:r>
-        <w:rPr>
-          <w:rtl w:val="0"/>
-        </w:rPr>
-      </w:r>
-    </w:p>
-    <w:p>
-      <w:pPr>
-        <w:spacing w:after="0" w:before="0" w:line="276" w:lineRule="auto"/>
-        <w:ind w:left="720" w:firstLine="0"/>
-        <w:rPr>
-          <w:rFonts w:ascii="Calibri" w:cs="Calibri" w:eastAsia="Calibri" w:hAnsi="Calibri"/>
-          <w:sz w:val="24"/>
-          <w:szCs w:val="24"/>
-        </w:rPr>
-      </w:pPr>
-      <w:r>
-        <w:rPr>
-          <w:rtl w:val="0"/>
-        </w:rPr>
-      </w:r>
-    </w:p>
-    <w:p>
-      <w:pPr>
-        <w:spacing w:after="0" w:before="0" w:line="276" w:lineRule="auto"/>
-        <w:ind w:left="720" w:firstLine="0"/>
-        <w:rPr>
-          <w:rFonts w:ascii="Calibri" w:cs="Calibri" w:eastAsia="Calibri" w:hAnsi="Calibri"/>
-          <w:sz w:val="24"/>
-          <w:szCs w:val="24"/>
-        </w:rPr>
-      </w:pPr>
-      <w:r>
-        <w:rPr>
-          <w:rFonts w:ascii="Calibri" w:cs="Calibri" w:eastAsia="Calibri" w:hAnsi="Calibri"/>
-          <w:sz w:val="24"/>
-          <w:szCs w:val="24"/>
-          <w:rtl w:val="0"/>
-        </w:rPr>
-        <w:t xml:space="preserve">b) If the flow level is 1100 ft</w:t>
-      </w:r>
-      <w:r>
-        <w:rPr>
-          <w:rFonts w:ascii="Calibri" w:cs="Calibri" w:eastAsia="Calibri" w:hAnsi="Calibri"/>
+        </w:rPr>
+        <w:t>Consider the outlier</w:t>
+      </w:r>
+    </w:p>
+    <w:p>
+      <w:pPr>
+        <w:pStyle w:val="ListParagraph"/>
+        <w:numPr>
+          <w:ilvl w:val="0"/>
+          <w:numId w:val="2"/>
+        </w:numPr>
+        <w:rPr>
+          <w:rFonts w:ascii="Calibri" w:eastAsia="Calibri" w:hAnsi="Calibri" w:cs="Calibri"/>
+          <w:sz w:val="24"/>
+          <w:szCs w:val="24"/>
+        </w:rPr>
+      </w:pPr>
+      <w:r>
+        <w:rPr>
+          <w:rFonts w:ascii="Calibri" w:eastAsia="Calibri" w:hAnsi="Calibri" w:cs="Calibri"/>
+          <w:sz w:val="24"/>
+          <w:szCs w:val="24"/>
+        </w:rPr>
+        <w:t>We only want to remove outliers if we have reason to believe that outside factors may be influencing the data in a way that prevents data analysis. In this case, the outlying observation is from 2017. In 2017, the water level was dangerously high, causing the race officials to move the race start to Delaney Road (roughly 4 miles further down the river), leaving the finish in the normal place. The map below shows the race course. Do you think this change warrants removing the year from the data set? Why or why not?</w:t>
+      </w:r>
+    </w:p>
+    <w:p>
+      <w:pPr>
+        <w:rPr>
+          <w:rFonts w:ascii="Calibri" w:eastAsia="Calibri" w:hAnsi="Calibri" w:cs="Calibri"/>
+          <w:sz w:val="24"/>
+          <w:szCs w:val="24"/>
+        </w:rPr>
+      </w:pPr>
+    </w:p>
+    <w:p>
+      <w:pPr>
+        <w:pStyle w:val="ListParagraph"/>
+        <w:numPr>
+          <w:ilvl w:val="0"/>
+          <w:numId w:val="2"/>
+        </w:numPr>
+        <w:rPr>
+          <w:rFonts w:ascii="Calibri" w:eastAsia="Calibri" w:hAnsi="Calibri" w:cs="Calibri"/>
+          <w:sz w:val="24"/>
+          <w:szCs w:val="24"/>
+        </w:rPr>
+      </w:pPr>
+      <w:r>
+        <w:rPr>
+          <w:rFonts w:ascii="Calibri" w:eastAsia="Calibri" w:hAnsi="Calibri" w:cs="Calibri"/>
+          <w:sz w:val="24"/>
+          <w:szCs w:val="24"/>
+        </w:rPr>
+        <w:t>Regardless of your answer to question 4, remove the influential observation from the data set.</w:t>
+      </w:r>
+    </w:p>
+    <w:p>
+      <w:pPr>
+        <w:pStyle w:val="ListParagraph"/>
+        <w:rPr>
+          <w:rFonts w:ascii="Calibri" w:eastAsia="Calibri" w:hAnsi="Calibri" w:cs="Calibri"/>
+          <w:sz w:val="24"/>
+          <w:szCs w:val="24"/>
+        </w:rPr>
+      </w:pPr>
+    </w:p>
+    <w:p>
+      <w:pPr>
+        <w:pStyle w:val="ListParagraph"/>
+        <w:numPr>
+          <w:ilvl w:val="0"/>
+          <w:numId w:val="2"/>
+        </w:numPr>
+        <w:rPr>
+          <w:rFonts w:ascii="Calibri" w:eastAsia="Calibri" w:hAnsi="Calibri" w:cs="Calibri"/>
+          <w:sz w:val="24"/>
+          <w:szCs w:val="24"/>
+        </w:rPr>
+      </w:pPr>
+      <w:proofErr w:type="spellStart"/>
+      <w:r>
+        <w:rPr>
+          <w:rFonts w:ascii="Calibri" w:eastAsia="Calibri" w:hAnsi="Calibri" w:cs="Calibri"/>
+          <w:sz w:val="24"/>
+          <w:szCs w:val="24"/>
+        </w:rPr>
+        <w:t>Regraph</w:t>
+      </w:r>
+      <w:proofErr w:type="spellEnd"/>
+      <w:r>
+        <w:rPr>
+          <w:rFonts w:ascii="Calibri" w:eastAsia="Calibri" w:hAnsi="Calibri" w:cs="Calibri"/>
+          <w:sz w:val="24"/>
+          <w:szCs w:val="24"/>
+        </w:rPr>
+        <w:t xml:space="preserve"> the scatterplot without the influential observation and add a line of best fit.</w:t>
+      </w:r>
+    </w:p>
+    <w:p>
+      <w:pPr>
+        <w:pStyle w:val="ListParagraph"/>
+        <w:rPr>
+          <w:rFonts w:ascii="Calibri" w:eastAsia="Calibri" w:hAnsi="Calibri" w:cs="Calibri"/>
+          <w:sz w:val="24"/>
+          <w:szCs w:val="24"/>
+        </w:rPr>
+      </w:pPr>
+    </w:p>
+    <w:p>
+      <w:pPr>
+        <w:pStyle w:val="ListParagraph"/>
+        <w:numPr>
+          <w:ilvl w:val="0"/>
+          <w:numId w:val="2"/>
+        </w:numPr>
+        <w:rPr>
+          <w:rFonts w:ascii="Calibri" w:eastAsia="Calibri" w:hAnsi="Calibri" w:cs="Calibri"/>
+          <w:sz w:val="24"/>
+          <w:szCs w:val="24"/>
+        </w:rPr>
+      </w:pPr>
+      <w:r>
+        <w:rPr>
+          <w:rFonts w:ascii="Calibri" w:eastAsia="Calibri" w:hAnsi="Calibri" w:cs="Calibri"/>
+          <w:sz w:val="24"/>
+          <w:szCs w:val="24"/>
+        </w:rPr>
+        <w:t>Refit the model with the new version of the data set</w:t>
+      </w:r>
+      <w:r>
+        <w:rPr>
+          <w:rFonts w:ascii="Calibri" w:eastAsia="Calibri" w:hAnsi="Calibri" w:cs="Calibri"/>
+          <w:sz w:val="24"/>
+          <w:szCs w:val="24"/>
+        </w:rPr>
+        <w:t>.</w:t>
+      </w:r>
+    </w:p>
+    <w:p>
+      <w:pPr>
+        <w:pStyle w:val="ListParagraph"/>
+        <w:numPr>
+          <w:ilvl w:val="0"/>
+          <w:numId w:val="5"/>
+        </w:numPr>
+        <w:rPr>
+          <w:rFonts w:ascii="Calibri" w:eastAsia="Calibri" w:hAnsi="Calibri" w:cs="Calibri"/>
+          <w:sz w:val="24"/>
+          <w:szCs w:val="24"/>
+        </w:rPr>
+      </w:pPr>
+      <w:r>
+        <w:rPr>
+          <w:rFonts w:ascii="Calibri" w:eastAsia="Calibri" w:hAnsi="Calibri" w:cs="Calibri"/>
+          <w:sz w:val="24"/>
+          <w:szCs w:val="24"/>
+        </w:rPr>
+        <w:t>Provide a</w:t>
+      </w:r>
+      <w:r>
+        <w:rPr>
+          <w:rFonts w:ascii="Calibri" w:eastAsia="Calibri" w:hAnsi="Calibri" w:cs="Calibri"/>
+          <w:sz w:val="24"/>
+          <w:szCs w:val="24"/>
+        </w:rPr>
+        <w:t xml:space="preserve"> meaningfully interpret the slope coefficient.</w:t>
+      </w:r>
+    </w:p>
+    <w:p>
+      <w:pPr>
+        <w:pStyle w:val="ListParagraph"/>
+        <w:ind w:left="1080"/>
+        <w:rPr>
+          <w:rFonts w:ascii="Calibri" w:eastAsia="Calibri" w:hAnsi="Calibri" w:cs="Calibri"/>
+          <w:sz w:val="24"/>
+          <w:szCs w:val="24"/>
+        </w:rPr>
+      </w:pPr>
+      <w:bookmarkStart w:id="0" w:name="_GoBack"/>
+      <w:bookmarkEnd w:id="0"/>
+    </w:p>
+    <w:p>
+      <w:pPr>
+        <w:pStyle w:val="ListParagraph"/>
+        <w:numPr>
+          <w:ilvl w:val="0"/>
+          <w:numId w:val="5"/>
+        </w:numPr>
+        <w:rPr>
+          <w:rFonts w:ascii="Calibri" w:eastAsia="Calibri" w:hAnsi="Calibri" w:cs="Calibri"/>
+          <w:sz w:val="24"/>
+          <w:szCs w:val="24"/>
+        </w:rPr>
+      </w:pPr>
+      <w:r>
+        <w:rPr>
+          <w:rFonts w:ascii="Calibri" w:eastAsia="Calibri" w:hAnsi="Calibri" w:cs="Calibri"/>
+          <w:sz w:val="24"/>
+          <w:szCs w:val="24"/>
+        </w:rPr>
+        <w:t>If the flow level is 1100 ft</w:t>
+      </w:r>
+      <w:r>
+        <w:rPr>
+          <w:rFonts w:ascii="Calibri" w:eastAsia="Calibri" w:hAnsi="Calibri" w:cs="Calibri"/>
           <w:sz w:val="24"/>
           <w:szCs w:val="24"/>
           <w:vertAlign w:val="superscript"/>
-          <w:rtl w:val="0"/>
-        </w:rPr>
-        <w:t xml:space="preserve">3</w:t>
-      </w:r>
-      <w:r>
-        <w:rPr>
-          <w:rFonts w:ascii="Calibri" w:cs="Calibri" w:eastAsia="Calibri" w:hAnsi="Calibri"/>
-          <w:sz w:val="24"/>
-          <w:szCs w:val="24"/>
-          <w:rtl w:val="0"/>
-        </w:rPr>
-        <w:t xml:space="preserve">/sec and there are 200 competitors, how many DNFs can we expect?</w:t>
+        </w:rPr>
+        <w:t>3</w:t>
+      </w:r>
+      <w:r>
+        <w:rPr>
+          <w:rFonts w:ascii="Calibri" w:eastAsia="Calibri" w:hAnsi="Calibri" w:cs="Calibri"/>
+          <w:sz w:val="24"/>
+          <w:szCs w:val="24"/>
+        </w:rPr>
+        <w:t>/sec and there are 200 competitors, how many DNFs can we expect?</w:t>
       </w:r>
     </w:p>
     <w:sectPr>
-      <w:pgSz w:h="15840" w:w="12240" w:orient="portrait"/>
-      <w:pgMar w:bottom="1440" w:top="1440" w:left="1440" w:right="1440" w:header="720" w:footer="720"/>
+      <w:pgSz w:w="12240" w:h="15840"/>
+      <w:pgMar w:top="1440" w:right="1440" w:bottom="1440" w:left="1440" w:header="720" w:footer="720" w:gutter="0"/>
       <w:pgNumType w:start="1"/>
+      <w:cols w:space="720"/>
     </w:sectPr>
   </w:body>
 </w:document>
 </file>
 
 <file path=word/numbering.xml><?xml version="1.0" encoding="utf-8"?>
-<w:numbering xmlns:mc="http://schemas.openxmlformats.org/markup-compatibility/2006" xmlns:o="urn:schemas-microsoft-com:office:office" xmlns:r="http://schemas.openxmlformats.org/officeDocument/2006/relationships" xmlns:m="http://schemas.openxmlformats.org/officeDocument/2006/math" xmlns:v="urn:schemas-microsoft-com:vml" xmlns:wp="http://schemas.openxmlformats.org/drawingml/2006/wordprocessingDrawing" xmlns:w10="urn:schemas-microsoft-com:office:word" xmlns:w="http://schemas.openxmlformats.org/wordprocessingml/2006/main" xmlns:wne="http://schemas.microsoft.com/office/word/2006/wordml" xmlns:sl="http://schemas.openxmlformats.org/schemaLibrary/2006/main" xmlns:a="http://schemas.openxmlformats.org/drawingml/2006/main" xmlns:pic="http://schemas.openxmlformats.org/drawingml/2006/picture" xmlns:c="http://schemas.openxmlformats.org/drawingml/2006/chart" xmlns:lc="http://schemas.openxmlformats.org/drawingml/2006/lockedCanvas" xmlns:dgm="http://schemas.openxmlformats.org/drawingml/2006/diagram" xmlns:wps="http://schemas.microsoft.com/office/word/2010/wordprocessingShape" xmlns:wpg="http://schemas.microsoft.com/office/word/2010/wordprocessingGroup" xmlns:w14="http://schemas.microsoft.com/office/word/2010/wordml" xmlns:w15="http://schemas.microsoft.com/office/word/2012/wordml" xmlns:w16="http://schemas.microsoft.com/office/word/2018/wordml" xmlns:w16cex="http://schemas.microsoft.com/office/word/2018/wordml/cex" xmlns:w16cid="http://schemas.microsoft.com/office/word/2016/wordml/cid" xmlns="http://schemas.microsoft.com/office/tasks/2019/documenttasks" xmlns:cr="http://schemas.microsoft.com/office/comments/2020/reactions">
-  <w:abstractNum w:abstractNumId="1">
+<w:numbering xmlns:wpc="http://schemas.microsoft.com/office/word/2010/wordprocessingCanvas" xmlns:cx="http://schemas.microsoft.com/office/drawing/2014/chartex" xmlns:cx1="http://schemas.microsoft.com/office/drawing/2015/9/8/chartex" xmlns:mc="http://schemas.openxmlformats.org/markup-compatibility/2006" xmlns:o="urn:schemas-microsoft-com:office:office" xmlns:r="http://schemas.openxmlformats.org/officeDocument/2006/relationships" xmlns:m="http://schemas.openxmlformats.org/officeDocument/2006/math" xmlns:v="urn:schemas-microsoft-com:vml" xmlns:wp14="http://schemas.microsoft.com/office/word/2010/wordprocessingDrawing" xmlns:wp="http://schemas.openxmlformats.org/drawingml/2006/wordprocessingDrawing" xmlns:w10="urn:schemas-microsoft-com:office:word" xmlns:w="http://schemas.openxmlformats.org/wordprocessingml/2006/main" xmlns:w14="http://schemas.microsoft.com/office/word/2010/wordml" xmlns:w15="http://schemas.microsoft.com/office/word/2012/wordml" xmlns:w16se="http://schemas.microsoft.com/office/word/2015/wordml/symex" xmlns:wpg="http://schemas.microsoft.com/office/word/2010/wordprocessingGroup" xmlns:wpi="http://schemas.microsoft.com/office/word/2010/wordprocessingInk" xmlns:wne="http://schemas.microsoft.com/office/word/2006/wordml" xmlns:wps="http://schemas.microsoft.com/office/word/2010/wordprocessingShape" mc:Ignorable="w14 w15 w16se wp14">
+  <w:abstractNum w:abstractNumId="0" w15:restartNumberingAfterBreak="0">
+    <w:nsid w:val="00D223E8"/>
+    <w:multiLevelType w:val="multilevel"/>
+    <w:tmpl w:val="791CCC46"/>
     <w:lvl w:ilvl="0">
       <w:start w:val="1"/>
       <w:numFmt w:val="lowerLetter"/>
@@ -909,7 +728,10 @@
       </w:rPr>
     </w:lvl>
   </w:abstractNum>
-  <w:abstractNum w:abstractNumId="2">
+  <w:abstractNum w:abstractNumId="1" w15:restartNumberingAfterBreak="0">
+    <w:nsid w:val="1E4B5C3E"/>
+    <w:multiLevelType w:val="multilevel"/>
+    <w:tmpl w:val="141233BC"/>
     <w:lvl w:ilvl="0">
       <w:start w:val="1"/>
       <w:numFmt w:val="decimal"/>
@@ -1019,24 +841,297 @@
       </w:rPr>
     </w:lvl>
   </w:abstractNum>
+  <w:abstractNum w:abstractNumId="2" w15:restartNumberingAfterBreak="0">
+    <w:nsid w:val="2F8E2312"/>
+    <w:multiLevelType w:val="hybridMultilevel"/>
+    <w:tmpl w:val="803638AA"/>
+    <w:lvl w:ilvl="0" w:tplc="04090017">
+      <w:start w:val="1"/>
+      <w:numFmt w:val="lowerLetter"/>
+      <w:lvlText w:val="%1)"/>
+      <w:lvlJc w:val="left"/>
+      <w:pPr>
+        <w:ind w:left="1080" w:hanging="360"/>
+      </w:pPr>
+      <w:rPr>
+        <w:rFonts w:hint="default"/>
+      </w:rPr>
+    </w:lvl>
+    <w:lvl w:ilvl="1" w:tplc="04090019" w:tentative="1">
+      <w:start w:val="1"/>
+      <w:numFmt w:val="lowerLetter"/>
+      <w:lvlText w:val="%2."/>
+      <w:lvlJc w:val="left"/>
+      <w:pPr>
+        <w:ind w:left="1800" w:hanging="360"/>
+      </w:pPr>
+    </w:lvl>
+    <w:lvl w:ilvl="2" w:tplc="0409001B" w:tentative="1">
+      <w:start w:val="1"/>
+      <w:numFmt w:val="lowerRoman"/>
+      <w:lvlText w:val="%3."/>
+      <w:lvlJc w:val="right"/>
+      <w:pPr>
+        <w:ind w:left="2520" w:hanging="180"/>
+      </w:pPr>
+    </w:lvl>
+    <w:lvl w:ilvl="3" w:tplc="0409000F" w:tentative="1">
+      <w:start w:val="1"/>
+      <w:numFmt w:val="decimal"/>
+      <w:lvlText w:val="%4."/>
+      <w:lvlJc w:val="left"/>
+      <w:pPr>
+        <w:ind w:left="3240" w:hanging="360"/>
+      </w:pPr>
+    </w:lvl>
+    <w:lvl w:ilvl="4" w:tplc="04090019" w:tentative="1">
+      <w:start w:val="1"/>
+      <w:numFmt w:val="lowerLetter"/>
+      <w:lvlText w:val="%5."/>
+      <w:lvlJc w:val="left"/>
+      <w:pPr>
+        <w:ind w:left="3960" w:hanging="360"/>
+      </w:pPr>
+    </w:lvl>
+    <w:lvl w:ilvl="5" w:tplc="0409001B" w:tentative="1">
+      <w:start w:val="1"/>
+      <w:numFmt w:val="lowerRoman"/>
+      <w:lvlText w:val="%6."/>
+      <w:lvlJc w:val="right"/>
+      <w:pPr>
+        <w:ind w:left="4680" w:hanging="180"/>
+      </w:pPr>
+    </w:lvl>
+    <w:lvl w:ilvl="6" w:tplc="0409000F" w:tentative="1">
+      <w:start w:val="1"/>
+      <w:numFmt w:val="decimal"/>
+      <w:lvlText w:val="%7."/>
+      <w:lvlJc w:val="left"/>
+      <w:pPr>
+        <w:ind w:left="5400" w:hanging="360"/>
+      </w:pPr>
+    </w:lvl>
+    <w:lvl w:ilvl="7" w:tplc="04090019" w:tentative="1">
+      <w:start w:val="1"/>
+      <w:numFmt w:val="lowerLetter"/>
+      <w:lvlText w:val="%8."/>
+      <w:lvlJc w:val="left"/>
+      <w:pPr>
+        <w:ind w:left="6120" w:hanging="360"/>
+      </w:pPr>
+    </w:lvl>
+    <w:lvl w:ilvl="8" w:tplc="0409001B" w:tentative="1">
+      <w:start w:val="1"/>
+      <w:numFmt w:val="lowerRoman"/>
+      <w:lvlText w:val="%9."/>
+      <w:lvlJc w:val="right"/>
+      <w:pPr>
+        <w:ind w:left="6840" w:hanging="180"/>
+      </w:pPr>
+    </w:lvl>
+  </w:abstractNum>
+  <w:abstractNum w:abstractNumId="3" w15:restartNumberingAfterBreak="0">
+    <w:nsid w:val="43C76FED"/>
+    <w:multiLevelType w:val="hybridMultilevel"/>
+    <w:tmpl w:val="69B26274"/>
+    <w:lvl w:ilvl="0" w:tplc="0409000F">
+      <w:start w:val="1"/>
+      <w:numFmt w:val="decimal"/>
+      <w:lvlText w:val="%1."/>
+      <w:lvlJc w:val="left"/>
+      <w:pPr>
+        <w:ind w:left="1440" w:hanging="360"/>
+      </w:pPr>
+    </w:lvl>
+    <w:lvl w:ilvl="1" w:tplc="04090019" w:tentative="1">
+      <w:start w:val="1"/>
+      <w:numFmt w:val="lowerLetter"/>
+      <w:lvlText w:val="%2."/>
+      <w:lvlJc w:val="left"/>
+      <w:pPr>
+        <w:ind w:left="2160" w:hanging="360"/>
+      </w:pPr>
+    </w:lvl>
+    <w:lvl w:ilvl="2" w:tplc="0409001B" w:tentative="1">
+      <w:start w:val="1"/>
+      <w:numFmt w:val="lowerRoman"/>
+      <w:lvlText w:val="%3."/>
+      <w:lvlJc w:val="right"/>
+      <w:pPr>
+        <w:ind w:left="2880" w:hanging="180"/>
+      </w:pPr>
+    </w:lvl>
+    <w:lvl w:ilvl="3" w:tplc="0409000F" w:tentative="1">
+      <w:start w:val="1"/>
+      <w:numFmt w:val="decimal"/>
+      <w:lvlText w:val="%4."/>
+      <w:lvlJc w:val="left"/>
+      <w:pPr>
+        <w:ind w:left="3600" w:hanging="360"/>
+      </w:pPr>
+    </w:lvl>
+    <w:lvl w:ilvl="4" w:tplc="04090019" w:tentative="1">
+      <w:start w:val="1"/>
+      <w:numFmt w:val="lowerLetter"/>
+      <w:lvlText w:val="%5."/>
+      <w:lvlJc w:val="left"/>
+      <w:pPr>
+        <w:ind w:left="4320" w:hanging="360"/>
+      </w:pPr>
+    </w:lvl>
+    <w:lvl w:ilvl="5" w:tplc="0409001B" w:tentative="1">
+      <w:start w:val="1"/>
+      <w:numFmt w:val="lowerRoman"/>
+      <w:lvlText w:val="%6."/>
+      <w:lvlJc w:val="right"/>
+      <w:pPr>
+        <w:ind w:left="5040" w:hanging="180"/>
+      </w:pPr>
+    </w:lvl>
+    <w:lvl w:ilvl="6" w:tplc="0409000F" w:tentative="1">
+      <w:start w:val="1"/>
+      <w:numFmt w:val="decimal"/>
+      <w:lvlText w:val="%7."/>
+      <w:lvlJc w:val="left"/>
+      <w:pPr>
+        <w:ind w:left="5760" w:hanging="360"/>
+      </w:pPr>
+    </w:lvl>
+    <w:lvl w:ilvl="7" w:tplc="04090019" w:tentative="1">
+      <w:start w:val="1"/>
+      <w:numFmt w:val="lowerLetter"/>
+      <w:lvlText w:val="%8."/>
+      <w:lvlJc w:val="left"/>
+      <w:pPr>
+        <w:ind w:left="6480" w:hanging="360"/>
+      </w:pPr>
+    </w:lvl>
+    <w:lvl w:ilvl="8" w:tplc="0409001B" w:tentative="1">
+      <w:start w:val="1"/>
+      <w:numFmt w:val="lowerRoman"/>
+      <w:lvlText w:val="%9."/>
+      <w:lvlJc w:val="right"/>
+      <w:pPr>
+        <w:ind w:left="7200" w:hanging="180"/>
+      </w:pPr>
+    </w:lvl>
+  </w:abstractNum>
+  <w:abstractNum w:abstractNumId="4" w15:restartNumberingAfterBreak="0">
+    <w:nsid w:val="43CA591F"/>
+    <w:multiLevelType w:val="hybridMultilevel"/>
+    <w:tmpl w:val="52107FC2"/>
+    <w:lvl w:ilvl="0" w:tplc="04090017">
+      <w:start w:val="1"/>
+      <w:numFmt w:val="lowerLetter"/>
+      <w:lvlText w:val="%1)"/>
+      <w:lvlJc w:val="left"/>
+      <w:pPr>
+        <w:ind w:left="1080" w:hanging="360"/>
+      </w:pPr>
+      <w:rPr>
+        <w:rFonts w:hint="default"/>
+      </w:rPr>
+    </w:lvl>
+    <w:lvl w:ilvl="1" w:tplc="04090019" w:tentative="1">
+      <w:start w:val="1"/>
+      <w:numFmt w:val="lowerLetter"/>
+      <w:lvlText w:val="%2."/>
+      <w:lvlJc w:val="left"/>
+      <w:pPr>
+        <w:ind w:left="1800" w:hanging="360"/>
+      </w:pPr>
+    </w:lvl>
+    <w:lvl w:ilvl="2" w:tplc="0409001B" w:tentative="1">
+      <w:start w:val="1"/>
+      <w:numFmt w:val="lowerRoman"/>
+      <w:lvlText w:val="%3."/>
+      <w:lvlJc w:val="right"/>
+      <w:pPr>
+        <w:ind w:left="2520" w:hanging="180"/>
+      </w:pPr>
+    </w:lvl>
+    <w:lvl w:ilvl="3" w:tplc="0409000F" w:tentative="1">
+      <w:start w:val="1"/>
+      <w:numFmt w:val="decimal"/>
+      <w:lvlText w:val="%4."/>
+      <w:lvlJc w:val="left"/>
+      <w:pPr>
+        <w:ind w:left="3240" w:hanging="360"/>
+      </w:pPr>
+    </w:lvl>
+    <w:lvl w:ilvl="4" w:tplc="04090019" w:tentative="1">
+      <w:start w:val="1"/>
+      <w:numFmt w:val="lowerLetter"/>
+      <w:lvlText w:val="%5."/>
+      <w:lvlJc w:val="left"/>
+      <w:pPr>
+        <w:ind w:left="3960" w:hanging="360"/>
+      </w:pPr>
+    </w:lvl>
+    <w:lvl w:ilvl="5" w:tplc="0409001B" w:tentative="1">
+      <w:start w:val="1"/>
+      <w:numFmt w:val="lowerRoman"/>
+      <w:lvlText w:val="%6."/>
+      <w:lvlJc w:val="right"/>
+      <w:pPr>
+        <w:ind w:left="4680" w:hanging="180"/>
+      </w:pPr>
+    </w:lvl>
+    <w:lvl w:ilvl="6" w:tplc="0409000F" w:tentative="1">
+      <w:start w:val="1"/>
+      <w:numFmt w:val="decimal"/>
+      <w:lvlText w:val="%7."/>
+      <w:lvlJc w:val="left"/>
+      <w:pPr>
+        <w:ind w:left="5400" w:hanging="360"/>
+      </w:pPr>
+    </w:lvl>
+    <w:lvl w:ilvl="7" w:tplc="04090019" w:tentative="1">
+      <w:start w:val="1"/>
+      <w:numFmt w:val="lowerLetter"/>
+      <w:lvlText w:val="%8."/>
+      <w:lvlJc w:val="left"/>
+      <w:pPr>
+        <w:ind w:left="6120" w:hanging="360"/>
+      </w:pPr>
+    </w:lvl>
+    <w:lvl w:ilvl="8" w:tplc="0409001B" w:tentative="1">
+      <w:start w:val="1"/>
+      <w:numFmt w:val="lowerRoman"/>
+      <w:lvlText w:val="%9."/>
+      <w:lvlJc w:val="right"/>
+      <w:pPr>
+        <w:ind w:left="6840" w:hanging="180"/>
+      </w:pPr>
+    </w:lvl>
+  </w:abstractNum>
   <w:num w:numId="1">
+    <w:abstractNumId w:val="0"/>
+  </w:num>
+  <w:num w:numId="2">
     <w:abstractNumId w:val="1"/>
   </w:num>
-  <w:num w:numId="2">
+  <w:num w:numId="3">
+    <w:abstractNumId w:val="3"/>
+  </w:num>
+  <w:num w:numId="4">
+    <w:abstractNumId w:val="4"/>
+  </w:num>
+  <w:num w:numId="5">
     <w:abstractNumId w:val="2"/>
   </w:num>
 </w:numbering>
 </file>
 
 <file path=word/styles.xml><?xml version="1.0" encoding="utf-8"?>
-<w:styles xmlns:mc="http://schemas.openxmlformats.org/markup-compatibility/2006" xmlns:o="urn:schemas-microsoft-com:office:office" xmlns:r="http://schemas.openxmlformats.org/officeDocument/2006/relationships" xmlns:m="http://schemas.openxmlformats.org/officeDocument/2006/math" xmlns:v="urn:schemas-microsoft-com:vml" xmlns:wp="http://schemas.openxmlformats.org/drawingml/2006/wordprocessingDrawing" xmlns:w10="urn:schemas-microsoft-com:office:word" xmlns:w="http://schemas.openxmlformats.org/wordprocessingml/2006/main" xmlns:wne="http://schemas.microsoft.com/office/word/2006/wordml" xmlns:sl="http://schemas.openxmlformats.org/schemaLibrary/2006/main" xmlns:a="http://schemas.openxmlformats.org/drawingml/2006/main" xmlns:pic="http://schemas.openxmlformats.org/drawingml/2006/picture" xmlns:c="http://schemas.openxmlformats.org/drawingml/2006/chart" xmlns:lc="http://schemas.openxmlformats.org/drawingml/2006/lockedCanvas" xmlns:dgm="http://schemas.openxmlformats.org/drawingml/2006/diagram" xmlns:wps="http://schemas.microsoft.com/office/word/2010/wordprocessingShape" xmlns:wpg="http://schemas.microsoft.com/office/word/2010/wordprocessingGroup" xmlns:w14="http://schemas.microsoft.com/office/word/2010/wordml" xmlns:w15="http://schemas.microsoft.com/office/word/2012/wordml" xmlns:w16="http://schemas.microsoft.com/office/word/2018/wordml" xmlns:w16cex="http://schemas.microsoft.com/office/word/2018/wordml/cex" xmlns:w16cid="http://schemas.microsoft.com/office/word/2016/wordml/cid" xmlns="http://schemas.microsoft.com/office/tasks/2019/documenttasks" xmlns:cr="http://schemas.microsoft.com/office/comments/2020/reactions">
+<w:styles xmlns:mc="http://schemas.openxmlformats.org/markup-compatibility/2006" xmlns:r="http://schemas.openxmlformats.org/officeDocument/2006/relationships" xmlns:w="http://schemas.openxmlformats.org/wordprocessingml/2006/main" xmlns:w14="http://schemas.microsoft.com/office/word/2010/wordml" xmlns:w15="http://schemas.microsoft.com/office/word/2012/wordml" xmlns:w16se="http://schemas.microsoft.com/office/word/2015/wordml/symex" mc:Ignorable="w14 w15 w16se">
   <w:docDefaults>
     <w:rPrDefault>
       <w:rPr>
-        <w:rFonts w:ascii="Arial" w:cs="Arial" w:eastAsia="Arial" w:hAnsi="Arial"/>
+        <w:rFonts w:ascii="Arial" w:eastAsia="Arial" w:hAnsi="Arial" w:cs="Arial"/>
         <w:sz w:val="22"/>
         <w:szCs w:val="22"/>
-        <w:lang w:val="en"/>
+        <w:lang w:val="en" w:eastAsia="en-US" w:bidi="ar-SA"/>
       </w:rPr>
     </w:rPrDefault>
     <w:pPrDefault>
@@ -1045,21 +1140,391 @@
       </w:pPr>
     </w:pPrDefault>
   </w:docDefaults>
-  <w:style w:type="paragraph" w:styleId="Normal" w:default="1">
-    <w:name w:val="normal"/>
-  </w:style>
-  <w:style w:type="table" w:styleId="TableNormal" w:default="1">
-    <w:name w:val="TableNormal"/>
+  <w:latentStyles w:defLockedState="0" w:defUIPriority="99" w:defSemiHidden="0" w:defUnhideWhenUsed="0" w:defQFormat="0" w:count="371">
+    <w:lsdException w:name="Normal" w:uiPriority="0" w:qFormat="1"/>
+    <w:lsdException w:name="heading 1" w:uiPriority="9" w:qFormat="1"/>
+    <w:lsdException w:name="heading 2" w:semiHidden="1" w:uiPriority="9" w:unhideWhenUsed="1" w:qFormat="1"/>
+    <w:lsdException w:name="heading 3" w:semiHidden="1" w:uiPriority="9" w:unhideWhenUsed="1" w:qFormat="1"/>
+    <w:lsdException w:name="heading 4" w:semiHidden="1" w:uiPriority="9" w:unhideWhenUsed="1" w:qFormat="1"/>
+    <w:lsdException w:name="heading 5" w:semiHidden="1" w:uiPriority="9" w:unhideWhenUsed="1" w:qFormat="1"/>
+    <w:lsdException w:name="heading 6" w:semiHidden="1" w:uiPriority="9" w:unhideWhenUsed="1" w:qFormat="1"/>
+    <w:lsdException w:name="heading 7" w:semiHidden="1" w:uiPriority="9" w:unhideWhenUsed="1" w:qFormat="1"/>
+    <w:lsdException w:name="heading 8" w:semiHidden="1" w:uiPriority="9" w:unhideWhenUsed="1" w:qFormat="1"/>
+    <w:lsdException w:name="heading 9" w:semiHidden="1" w:uiPriority="9" w:unhideWhenUsed="1" w:qFormat="1"/>
+    <w:lsdException w:name="index 1" w:semiHidden="1" w:unhideWhenUsed="1"/>
+    <w:lsdException w:name="index 2" w:semiHidden="1" w:unhideWhenUsed="1"/>
+    <w:lsdException w:name="index 3" w:semiHidden="1" w:unhideWhenUsed="1"/>
+    <w:lsdException w:name="index 4" w:semiHidden="1" w:unhideWhenUsed="1"/>
+    <w:lsdException w:name="index 5" w:semiHidden="1" w:unhideWhenUsed="1"/>
+    <w:lsdException w:name="index 6" w:semiHidden="1" w:unhideWhenUsed="1"/>
+    <w:lsdException w:name="index 7" w:semiHidden="1" w:unhideWhenUsed="1"/>
+    <w:lsdException w:name="index 8" w:semiHidden="1" w:unhideWhenUsed="1"/>
+    <w:lsdException w:name="index 9" w:semiHidden="1" w:unhideWhenUsed="1"/>
+    <w:lsdException w:name="toc 1" w:semiHidden="1" w:uiPriority="39" w:unhideWhenUsed="1"/>
+    <w:lsdException w:name="toc 2" w:semiHidden="1" w:uiPriority="39" w:unhideWhenUsed="1"/>
+    <w:lsdException w:name="toc 3" w:semiHidden="1" w:uiPriority="39" w:unhideWhenUsed="1"/>
+    <w:lsdException w:name="toc 4" w:semiHidden="1" w:uiPriority="39" w:unhideWhenUsed="1"/>
+    <w:lsdException w:name="toc 5" w:semiHidden="1" w:uiPriority="39" w:unhideWhenUsed="1"/>
+    <w:lsdException w:name="toc 6" w:semiHidden="1" w:uiPriority="39" w:unhideWhenUsed="1"/>
+    <w:lsdException w:name="toc 7" w:semiHidden="1" w:uiPriority="39" w:unhideWhenUsed="1"/>
+    <w:lsdException w:name="toc 8" w:semiHidden="1" w:uiPriority="39" w:unhideWhenUsed="1"/>
+    <w:lsdException w:name="toc 9" w:semiHidden="1" w:uiPriority="39" w:unhideWhenUsed="1"/>
+    <w:lsdException w:name="Normal Indent" w:semiHidden="1" w:unhideWhenUsed="1"/>
+    <w:lsdException w:name="footnote text" w:semiHidden="1" w:unhideWhenUsed="1"/>
+    <w:lsdException w:name="annotation text" w:semiHidden="1" w:unhideWhenUsed="1"/>
+    <w:lsdException w:name="header" w:semiHidden="1" w:unhideWhenUsed="1"/>
+    <w:lsdException w:name="footer" w:semiHidden="1" w:unhideWhenUsed="1"/>
+    <w:lsdException w:name="index heading" w:semiHidden="1" w:unhideWhenUsed="1"/>
+    <w:lsdException w:name="caption" w:semiHidden="1" w:uiPriority="35" w:unhideWhenUsed="1" w:qFormat="1"/>
+    <w:lsdException w:name="table of figures" w:semiHidden="1" w:unhideWhenUsed="1"/>
+    <w:lsdException w:name="envelope address" w:semiHidden="1" w:unhideWhenUsed="1"/>
+    <w:lsdException w:name="envelope return" w:semiHidden="1" w:unhideWhenUsed="1"/>
+    <w:lsdException w:name="footnote reference" w:semiHidden="1" w:unhideWhenUsed="1"/>
+    <w:lsdException w:name="annotation reference" w:semiHidden="1" w:unhideWhenUsed="1"/>
+    <w:lsdException w:name="line number" w:semiHidden="1" w:unhideWhenUsed="1"/>
+    <w:lsdException w:name="page number" w:semiHidden="1" w:unhideWhenUsed="1"/>
+    <w:lsdException w:name="endnote reference" w:semiHidden="1" w:unhideWhenUsed="1"/>
+    <w:lsdException w:name="endnote text" w:semiHidden="1" w:unhideWhenUsed="1"/>
+    <w:lsdException w:name="table of authorities" w:semiHidden="1" w:unhideWhenUsed="1"/>
+    <w:lsdException w:name="macro" w:semiHidden="1" w:unhideWhenUsed="1"/>
+    <w:lsdException w:name="toa heading" w:semiHidden="1" w:unhideWhenUsed="1"/>
+    <w:lsdException w:name="List" w:semiHidden="1" w:unhideWhenUsed="1"/>
+    <w:lsdException w:name="List Bullet" w:semiHidden="1" w:unhideWhenUsed="1"/>
+    <w:lsdException w:name="List Number" w:semiHidden="1" w:unhideWhenUsed="1"/>
+    <w:lsdException w:name="List 2" w:semiHidden="1" w:unhideWhenUsed="1"/>
+    <w:lsdException w:name="List 3" w:semiHidden="1" w:unhideWhenUsed="1"/>
+    <w:lsdException w:name="List 4" w:semiHidden="1" w:unhideWhenUsed="1"/>
+    <w:lsdException w:name="List 5" w:semiHidden="1" w:unhideWhenUsed="1"/>
+    <w:lsdException w:name="List Bullet 2" w:semiHidden="1" w:unhideWhenUsed="1"/>
+    <w:lsdException w:name="List Bullet 3" w:semiHidden="1" w:unhideWhenUsed="1"/>
+    <w:lsdException w:name="List Bullet 4" w:semiHidden="1" w:unhideWhenUsed="1"/>
+    <w:lsdException w:name="List Bullet 5" w:semiHidden="1" w:unhideWhenUsed="1"/>
+    <w:lsdException w:name="List Number 2" w:semiHidden="1" w:unhideWhenUsed="1"/>
+    <w:lsdException w:name="List Number 3" w:semiHidden="1" w:unhideWhenUsed="1"/>
+    <w:lsdException w:name="List Number 4" w:semiHidden="1" w:unhideWhenUsed="1"/>
+    <w:lsdException w:name="List Number 5" w:semiHidden="1" w:unhideWhenUsed="1"/>
+    <w:lsdException w:name="Title" w:uiPriority="10" w:qFormat="1"/>
+    <w:lsdException w:name="Closing" w:semiHidden="1" w:unhideWhenUsed="1"/>
+    <w:lsdException w:name="Signature" w:semiHidden="1" w:unhideWhenUsed="1"/>
+    <w:lsdException w:name="Default Paragraph Font" w:semiHidden="1" w:uiPriority="1" w:unhideWhenUsed="1"/>
+    <w:lsdException w:name="Body Text" w:semiHidden="1" w:unhideWhenUsed="1"/>
+    <w:lsdException w:name="Body Text Indent" w:semiHidden="1" w:unhideWhenUsed="1"/>
+    <w:lsdException w:name="List Continue" w:semiHidden="1" w:unhideWhenUsed="1"/>
+    <w:lsdException w:name="List Continue 2" w:semiHidden="1" w:unhideWhenUsed="1"/>
+    <w:lsdException w:name="List Continue 3" w:semiHidden="1" w:unhideWhenUsed="1"/>
+    <w:lsdException w:name="List Continue 4" w:semiHidden="1" w:unhideWhenUsed="1"/>
+    <w:lsdException w:name="List Continue 5" w:semiHidden="1" w:unhideWhenUsed="1"/>
+    <w:lsdException w:name="Message Header" w:semiHidden="1" w:unhideWhenUsed="1"/>
+    <w:lsdException w:name="Subtitle" w:uiPriority="11" w:qFormat="1"/>
+    <w:lsdException w:name="Salutation" w:semiHidden="1" w:unhideWhenUsed="1"/>
+    <w:lsdException w:name="Date" w:semiHidden="1" w:unhideWhenUsed="1"/>
+    <w:lsdException w:name="Body Text First Indent" w:semiHidden="1" w:unhideWhenUsed="1"/>
+    <w:lsdException w:name="Body Text First Indent 2" w:semiHidden="1" w:unhideWhenUsed="1"/>
+    <w:lsdException w:name="Note Heading" w:semiHidden="1" w:unhideWhenUsed="1"/>
+    <w:lsdException w:name="Body Text 2" w:semiHidden="1" w:unhideWhenUsed="1"/>
+    <w:lsdException w:name="Body Text 3" w:semiHidden="1" w:unhideWhenUsed="1"/>
+    <w:lsdException w:name="Body Text Indent 2" w:semiHidden="1" w:unhideWhenUsed="1"/>
+    <w:lsdException w:name="Body Text Indent 3" w:semiHidden="1" w:unhideWhenUsed="1"/>
+    <w:lsdException w:name="Block Text" w:semiHidden="1" w:unhideWhenUsed="1"/>
+    <w:lsdException w:name="Hyperlink" w:semiHidden="1" w:unhideWhenUsed="1"/>
+    <w:lsdException w:name="FollowedHyperlink" w:semiHidden="1" w:unhideWhenUsed="1"/>
+    <w:lsdException w:name="Strong" w:uiPriority="22" w:qFormat="1"/>
+    <w:lsdException w:name="Emphasis" w:uiPriority="20" w:qFormat="1"/>
+    <w:lsdException w:name="Document Map" w:semiHidden="1" w:unhideWhenUsed="1"/>
+    <w:lsdException w:name="Plain Text" w:semiHidden="1" w:unhideWhenUsed="1"/>
+    <w:lsdException w:name="E-mail Signature" w:semiHidden="1" w:unhideWhenUsed="1"/>
+    <w:lsdException w:name="HTML Top of Form" w:semiHidden="1" w:unhideWhenUsed="1"/>
+    <w:lsdException w:name="HTML Bottom of Form" w:semiHidden="1" w:unhideWhenUsed="1"/>
+    <w:lsdException w:name="Normal (Web)" w:semiHidden="1" w:unhideWhenUsed="1"/>
+    <w:lsdException w:name="HTML Acronym" w:semiHidden="1" w:unhideWhenUsed="1"/>
+    <w:lsdException w:name="HTML Address" w:semiHidden="1" w:unhideWhenUsed="1"/>
+    <w:lsdException w:name="HTML Cite" w:semiHidden="1" w:unhideWhenUsed="1"/>
+    <w:lsdException w:name="HTML Code" w:semiHidden="1" w:unhideWhenUsed="1"/>
+    <w:lsdException w:name="HTML Definition" w:semiHidden="1" w:unhideWhenUsed="1"/>
+    <w:lsdException w:name="HTML Keyboard" w:semiHidden="1" w:unhideWhenUsed="1"/>
+    <w:lsdException w:name="HTML Preformatted" w:semiHidden="1" w:unhideWhenUsed="1"/>
+    <w:lsdException w:name="HTML Sample" w:semiHidden="1" w:unhideWhenUsed="1"/>
+    <w:lsdException w:name="HTML Typewriter" w:semiHidden="1" w:unhideWhenUsed="1"/>
+    <w:lsdException w:name="HTML Variable" w:semiHidden="1" w:unhideWhenUsed="1"/>
+    <w:lsdException w:name="Normal Table" w:semiHidden="1" w:unhideWhenUsed="1"/>
+    <w:lsdException w:name="annotation subject" w:semiHidden="1" w:unhideWhenUsed="1"/>
+    <w:lsdException w:name="No List" w:semiHidden="1" w:unhideWhenUsed="1"/>
+    <w:lsdException w:name="Outline List 1" w:semiHidden="1" w:unhideWhenUsed="1"/>
+    <w:lsdException w:name="Outline List 2" w:semiHidden="1" w:unhideWhenUsed="1"/>
+    <w:lsdException w:name="Outline List 3" w:semiHidden="1" w:unhideWhenUsed="1"/>
+    <w:lsdException w:name="Table Simple 1" w:semiHidden="1" w:unhideWhenUsed="1"/>
+    <w:lsdException w:name="Table Simple 2" w:semiHidden="1" w:unhideWhenUsed="1"/>
+    <w:lsdException w:name="Table Simple 3" w:semiHidden="1" w:unhideWhenUsed="1"/>
+    <w:lsdException w:name="Table Classic 1" w:semiHidden="1" w:unhideWhenUsed="1"/>
+    <w:lsdException w:name="Table Classic 2" w:semiHidden="1" w:unhideWhenUsed="1"/>
+    <w:lsdException w:name="Table Classic 3" w:semiHidden="1" w:unhideWhenUsed="1"/>
+    <w:lsdException w:name="Table Classic 4" w:semiHidden="1" w:unhideWhenUsed="1"/>
+    <w:lsdException w:name="Table Colorful 1" w:semiHidden="1" w:unhideWhenUsed="1"/>
+    <w:lsdException w:name="Table Colorful 2" w:semiHidden="1" w:unhideWhenUsed="1"/>
+    <w:lsdException w:name="Table Colorful 3" w:semiHidden="1" w:unhideWhenUsed="1"/>
+    <w:lsdException w:name="Table Columns 1" w:semiHidden="1" w:unhideWhenUsed="1"/>
+    <w:lsdException w:name="Table Columns 2" w:semiHidden="1" w:unhideWhenUsed="1"/>
+    <w:lsdException w:name="Table Columns 3" w:semiHidden="1" w:unhideWhenUsed="1"/>
+    <w:lsdException w:name="Table Columns 4" w:semiHidden="1" w:unhideWhenUsed="1"/>
+    <w:lsdException w:name="Table Columns 5" w:semiHidden="1" w:unhideWhenUsed="1"/>
+    <w:lsdException w:name="Table Grid 1" w:semiHidden="1" w:unhideWhenUsed="1"/>
+    <w:lsdException w:name="Table Grid 2" w:semiHidden="1" w:unhideWhenUsed="1"/>
+    <w:lsdException w:name="Table Grid 3" w:semiHidden="1" w:unhideWhenUsed="1"/>
+    <w:lsdException w:name="Table Grid 4" w:semiHidden="1" w:unhideWhenUsed="1"/>
+    <w:lsdException w:name="Table Grid 5" w:semiHidden="1" w:unhideWhenUsed="1"/>
+    <w:lsdException w:name="Table Grid 6" w:semiHidden="1" w:unhideWhenUsed="1"/>
+    <w:lsdException w:name="Table Grid 7" w:semiHidden="1" w:unhideWhenUsed="1"/>
+    <w:lsdException w:name="Table Grid 8" w:semiHidden="1" w:unhideWhenUsed="1"/>
+    <w:lsdException w:name="Table List 1" w:semiHidden="1" w:unhideWhenUsed="1"/>
+    <w:lsdException w:name="Table List 2" w:semiHidden="1" w:unhideWhenUsed="1"/>
+    <w:lsdException w:name="Table List 3" w:semiHidden="1" w:unhideWhenUsed="1"/>
+    <w:lsdException w:name="Table List 4" w:semiHidden="1" w:unhideWhenUsed="1"/>
+    <w:lsdException w:name="Table List 5" w:semiHidden="1" w:unhideWhenUsed="1"/>
+    <w:lsdException w:name="Table List 6" w:semiHidden="1" w:unhideWhenUsed="1"/>
+    <w:lsdException w:name="Table List 7" w:semiHidden="1" w:unhideWhenUsed="1"/>
+    <w:lsdException w:name="Table List 8" w:semiHidden="1" w:unhideWhenUsed="1"/>
+    <w:lsdException w:name="Table 3D effects 1" w:semiHidden="1" w:unhideWhenUsed="1"/>
+    <w:lsdException w:name="Table 3D effects 2" w:semiHidden="1" w:unhideWhenUsed="1"/>
+    <w:lsdException w:name="Table 3D effects 3" w:semiHidden="1" w:unhideWhenUsed="1"/>
+    <w:lsdException w:name="Table Contemporary" w:semiHidden="1" w:unhideWhenUsed="1"/>
+    <w:lsdException w:name="Table Elegant" w:semiHidden="1" w:unhideWhenUsed="1"/>
+    <w:lsdException w:name="Table Professional" w:semiHidden="1" w:unhideWhenUsed="1"/>
+    <w:lsdException w:name="Table Subtle 1" w:semiHidden="1" w:unhideWhenUsed="1"/>
+    <w:lsdException w:name="Table Subtle 2" w:semiHidden="1" w:unhideWhenUsed="1"/>
+    <w:lsdException w:name="Table Web 1" w:semiHidden="1" w:unhideWhenUsed="1"/>
+    <w:lsdException w:name="Table Web 2" w:semiHidden="1" w:unhideWhenUsed="1"/>
+    <w:lsdException w:name="Table Web 3" w:semiHidden="1" w:unhideWhenUsed="1"/>
+    <w:lsdException w:name="Balloon Text" w:semiHidden="1" w:unhideWhenUsed="1"/>
+    <w:lsdException w:name="Table Grid" w:uiPriority="39"/>
+    <w:lsdException w:name="Table Theme" w:semiHidden="1" w:unhideWhenUsed="1"/>
+    <w:lsdException w:name="Placeholder Text" w:semiHidden="1"/>
+    <w:lsdException w:name="No Spacing" w:uiPriority="1" w:qFormat="1"/>
+    <w:lsdException w:name="Light Shading" w:uiPriority="60"/>
+    <w:lsdException w:name="Light List" w:uiPriority="61"/>
+    <w:lsdException w:name="Light Grid" w:uiPriority="62"/>
+    <w:lsdException w:name="Medium Shading 1" w:uiPriority="63"/>
+    <w:lsdException w:name="Medium Shading 2" w:uiPriority="64"/>
+    <w:lsdException w:name="Medium List 1" w:uiPriority="65"/>
+    <w:lsdException w:name="Medium List 2" w:uiPriority="66"/>
+    <w:lsdException w:name="Medium Grid 1" w:uiPriority="67"/>
+    <w:lsdException w:name="Medium Grid 2" w:uiPriority="68"/>
+    <w:lsdException w:name="Medium Grid 3" w:uiPriority="69"/>
+    <w:lsdException w:name="Dark List" w:uiPriority="70"/>
+    <w:lsdException w:name="Colorful Shading" w:uiPriority="71"/>
+    <w:lsdException w:name="Colorful List" w:uiPriority="72"/>
+    <w:lsdException w:name="Colorful Grid" w:uiPriority="73"/>
+    <w:lsdException w:name="Light Shading Accent 1" w:uiPriority="60"/>
+    <w:lsdException w:name="Light List Accent 1" w:uiPriority="61"/>
+    <w:lsdException w:name="Light Grid Accent 1" w:uiPriority="62"/>
+    <w:lsdException w:name="Medium Shading 1 Accent 1" w:uiPriority="63"/>
+    <w:lsdException w:name="Medium Shading 2 Accent 1" w:uiPriority="64"/>
+    <w:lsdException w:name="Medium List 1 Accent 1" w:uiPriority="65"/>
+    <w:lsdException w:name="Revision" w:semiHidden="1"/>
+    <w:lsdException w:name="List Paragraph" w:uiPriority="34" w:qFormat="1"/>
+    <w:lsdException w:name="Quote" w:uiPriority="29" w:qFormat="1"/>
+    <w:lsdException w:name="Intense Quote" w:uiPriority="30" w:qFormat="1"/>
+    <w:lsdException w:name="Medium List 2 Accent 1" w:uiPriority="66"/>
+    <w:lsdException w:name="Medium Grid 1 Accent 1" w:uiPriority="67"/>
+    <w:lsdException w:name="Medium Grid 2 Accent 1" w:uiPriority="68"/>
+    <w:lsdException w:name="Medium Grid 3 Accent 1" w:uiPriority="69"/>
+    <w:lsdException w:name="Dark List Accent 1" w:uiPriority="70"/>
+    <w:lsdException w:name="Colorful Shading Accent 1" w:uiPriority="71"/>
+    <w:lsdException w:name="Colorful List Accent 1" w:uiPriority="72"/>
+    <w:lsdException w:name="Colorful Grid Accent 1" w:uiPriority="73"/>
+    <w:lsdException w:name="Light Shading Accent 2" w:uiPriority="60"/>
+    <w:lsdException w:name="Light List Accent 2" w:uiPriority="61"/>
+    <w:lsdException w:name="Light Grid Accent 2" w:uiPriority="62"/>
+    <w:lsdException w:name="Medium Shading 1 Accent 2" w:uiPriority="63"/>
+    <w:lsdException w:name="Medium Shading 2 Accent 2" w:uiPriority="64"/>
+    <w:lsdException w:name="Medium List 1 Accent 2" w:uiPriority="65"/>
+    <w:lsdException w:name="Medium List 2 Accent 2" w:uiPriority="66"/>
+    <w:lsdException w:name="Medium Grid 1 Accent 2" w:uiPriority="67"/>
+    <w:lsdException w:name="Medium Grid 2 Accent 2" w:uiPriority="68"/>
+    <w:lsdException w:name="Medium Grid 3 Accent 2" w:uiPriority="69"/>
+    <w:lsdException w:name="Dark List Accent 2" w:uiPriority="70"/>
+    <w:lsdException w:name="Colorful Shading Accent 2" w:uiPriority="71"/>
+    <w:lsdException w:name="Colorful List Accent 2" w:uiPriority="72"/>
+    <w:lsdException w:name="Colorful Grid Accent 2" w:uiPriority="73"/>
+    <w:lsdException w:name="Light Shading Accent 3" w:uiPriority="60"/>
+    <w:lsdException w:name="Light List Accent 3" w:uiPriority="61"/>
+    <w:lsdException w:name="Light Grid Accent 3" w:uiPriority="62"/>
+    <w:lsdException w:name="Medium Shading 1 Accent 3" w:uiPriority="63"/>
+    <w:lsdException w:name="Medium Shading 2 Accent 3" w:uiPriority="64"/>
+    <w:lsdException w:name="Medium List 1 Accent 3" w:uiPriority="65"/>
+    <w:lsdException w:name="Medium List 2 Accent 3" w:uiPriority="66"/>
+    <w:lsdException w:name="Medium Grid 1 Accent 3" w:uiPriority="67"/>
+    <w:lsdException w:name="Medium Grid 2 Accent 3" w:uiPriority="68"/>
+    <w:lsdException w:name="Medium Grid 3 Accent 3" w:uiPriority="69"/>
+    <w:lsdException w:name="Dark List Accent 3" w:uiPriority="70"/>
+    <w:lsdException w:name="Colorful Shading Accent 3" w:uiPriority="71"/>
+    <w:lsdException w:name="Colorful List Accent 3" w:uiPriority="72"/>
+    <w:lsdException w:name="Colorful Grid Accent 3" w:uiPriority="73"/>
+    <w:lsdException w:name="Light Shading Accent 4" w:uiPriority="60"/>
+    <w:lsdException w:name="Light List Accent 4" w:uiPriority="61"/>
+    <w:lsdException w:name="Light Grid Accent 4" w:uiPriority="62"/>
+    <w:lsdException w:name="Medium Shading 1 Accent 4" w:uiPriority="63"/>
+    <w:lsdException w:name="Medium Shading 2 Accent 4" w:uiPriority="64"/>
+    <w:lsdException w:name="Medium List 1 Accent 4" w:uiPriority="65"/>
+    <w:lsdException w:name="Medium List 2 Accent 4" w:uiPriority="66"/>
+    <w:lsdException w:name="Medium Grid 1 Accent 4" w:uiPriority="67"/>
+    <w:lsdException w:name="Medium Grid 2 Accent 4" w:uiPriority="68"/>
+    <w:lsdException w:name="Medium Grid 3 Accent 4" w:uiPriority="69"/>
+    <w:lsdException w:name="Dark List Accent 4" w:uiPriority="70"/>
+    <w:lsdException w:name="Colorful Shading Accent 4" w:uiPriority="71"/>
+    <w:lsdException w:name="Colorful List Accent 4" w:uiPriority="72"/>
+    <w:lsdException w:name="Colorful Grid Accent 4" w:uiPriority="73"/>
+    <w:lsdException w:name="Light Shading Accent 5" w:uiPriority="60"/>
+    <w:lsdException w:name="Light List Accent 5" w:uiPriority="61"/>
+    <w:lsdException w:name="Light Grid Accent 5" w:uiPriority="62"/>
+    <w:lsdException w:name="Medium Shading 1 Accent 5" w:uiPriority="63"/>
+    <w:lsdException w:name="Medium Shading 2 Accent 5" w:uiPriority="64"/>
+    <w:lsdException w:name="Medium List 1 Accent 5" w:uiPriority="65"/>
+    <w:lsdException w:name="Medium List 2 Accent 5" w:uiPriority="66"/>
+    <w:lsdException w:name="Medium Grid 1 Accent 5" w:uiPriority="67"/>
+    <w:lsdException w:name="Medium Grid 2 Accent 5" w:uiPriority="68"/>
+    <w:lsdException w:name="Medium Grid 3 Accent 5" w:uiPriority="69"/>
+    <w:lsdException w:name="Dark List Accent 5" w:uiPriority="70"/>
+    <w:lsdException w:name="Colorful Shading Accent 5" w:uiPriority="71"/>
+    <w:lsdException w:name="Colorful List Accent 5" w:uiPriority="72"/>
+    <w:lsdException w:name="Colorful Grid Accent 5" w:uiPriority="73"/>
+    <w:lsdException w:name="Light Shading Accent 6" w:uiPriority="60"/>
+    <w:lsdException w:name="Light List Accent 6" w:uiPriority="61"/>
+    <w:lsdException w:name="Light Grid Accent 6" w:uiPriority="62"/>
+    <w:lsdException w:name="Medium Shading 1 Accent 6" w:uiPriority="63"/>
+    <w:lsdException w:name="Medium Shading 2 Accent 6" w:uiPriority="64"/>
+    <w:lsdException w:name="Medium List 1 Accent 6" w:uiPriority="65"/>
+    <w:lsdException w:name="Medium List 2 Accent 6" w:uiPriority="66"/>
+    <w:lsdException w:name="Medium Grid 1 Accent 6" w:uiPriority="67"/>
+    <w:lsdException w:name="Medium Grid 2 Accent 6" w:uiPriority="68"/>
+    <w:lsdException w:name="Medium Grid 3 Accent 6" w:uiPriority="69"/>
+    <w:lsdException w:name="Dark List Accent 6" w:uiPriority="70"/>
+    <w:lsdException w:name="Colorful Shading Accent 6" w:uiPriority="71"/>
+    <w:lsdException w:name="Colorful List Accent 6" w:uiPriority="72"/>
+    <w:lsdException w:name="Colorful Grid Accent 6" w:uiPriority="73"/>
+    <w:lsdException w:name="Subtle Emphasis" w:uiPriority="19" w:qFormat="1"/>
+    <w:lsdException w:name="Intense Emphasis" w:uiPriority="21" w:qFormat="1"/>
+    <w:lsdException w:name="Subtle Reference" w:uiPriority="31" w:qFormat="1"/>
+    <w:lsdException w:name="Intense Reference" w:uiPriority="32" w:qFormat="1"/>
+    <w:lsdException w:name="Book Title" w:uiPriority="33" w:qFormat="1"/>
+    <w:lsdException w:name="Bibliography" w:semiHidden="1" w:uiPriority="37" w:unhideWhenUsed="1"/>
+    <w:lsdException w:name="TOC Heading" w:semiHidden="1" w:uiPriority="39" w:unhideWhenUsed="1" w:qFormat="1"/>
+    <w:lsdException w:name="Plain Table 1" w:uiPriority="41"/>
+    <w:lsdException w:name="Plain Table 2" w:uiPriority="42"/>
+    <w:lsdException w:name="Plain Table 3" w:uiPriority="43"/>
+    <w:lsdException w:name="Plain Table 4" w:uiPriority="44"/>
+    <w:lsdException w:name="Plain Table 5" w:uiPriority="45"/>
+    <w:lsdException w:name="Grid Table Light" w:uiPriority="40"/>
+    <w:lsdException w:name="Grid Table 1 Light" w:uiPriority="46"/>
+    <w:lsdException w:name="Grid Table 2" w:uiPriority="47"/>
+    <w:lsdException w:name="Grid Table 3" w:uiPriority="48"/>
+    <w:lsdException w:name="Grid Table 4" w:uiPriority="49"/>
+    <w:lsdException w:name="Grid Table 5 Dark" w:uiPriority="50"/>
+    <w:lsdException w:name="Grid Table 6 Colorful" w:uiPriority="51"/>
+    <w:lsdException w:name="Grid Table 7 Colorful" w:uiPriority="52"/>
+    <w:lsdException w:name="Grid Table 1 Light Accent 1" w:uiPriority="46"/>
+    <w:lsdException w:name="Grid Table 2 Accent 1" w:uiPriority="47"/>
+    <w:lsdException w:name="Grid Table 3 Accent 1" w:uiPriority="48"/>
+    <w:lsdException w:name="Grid Table 4 Accent 1" w:uiPriority="49"/>
+    <w:lsdException w:name="Grid Table 5 Dark Accent 1" w:uiPriority="50"/>
+    <w:lsdException w:name="Grid Table 6 Colorful Accent 1" w:uiPriority="51"/>
+    <w:lsdException w:name="Grid Table 7 Colorful Accent 1" w:uiPriority="52"/>
+    <w:lsdException w:name="Grid Table 1 Light Accent 2" w:uiPriority="46"/>
+    <w:lsdException w:name="Grid Table 2 Accent 2" w:uiPriority="47"/>
+    <w:lsdException w:name="Grid Table 3 Accent 2" w:uiPriority="48"/>
+    <w:lsdException w:name="Grid Table 4 Accent 2" w:uiPriority="49"/>
+    <w:lsdException w:name="Grid Table 5 Dark Accent 2" w:uiPriority="50"/>
+    <w:lsdException w:name="Grid Table 6 Colorful Accent 2" w:uiPriority="51"/>
+    <w:lsdException w:name="Grid Table 7 Colorful Accent 2" w:uiPriority="52"/>
+    <w:lsdException w:name="Grid Table 1 Light Accent 3" w:uiPriority="46"/>
+    <w:lsdException w:name="Grid Table 2 Accent 3" w:uiPriority="47"/>
+    <w:lsdException w:name="Grid Table 3 Accent 3" w:uiPriority="48"/>
+    <w:lsdException w:name="Grid Table 4 Accent 3" w:uiPriority="49"/>
+    <w:lsdException w:name="Grid Table 5 Dark Accent 3" w:uiPriority="50"/>
+    <w:lsdException w:name="Grid Table 6 Colorful Accent 3" w:uiPriority="51"/>
+    <w:lsdException w:name="Grid Table 7 Colorful Accent 3" w:uiPriority="52"/>
+    <w:lsdException w:name="Grid Table 1 Light Accent 4" w:uiPriority="46"/>
+    <w:lsdException w:name="Grid Table 2 Accent 4" w:uiPriority="47"/>
+    <w:lsdException w:name="Grid Table 3 Accent 4" w:uiPriority="48"/>
+    <w:lsdException w:name="Grid Table 4 Accent 4" w:uiPriority="49"/>
+    <w:lsdException w:name="Grid Table 5 Dark Accent 4" w:uiPriority="50"/>
+    <w:lsdException w:name="Grid Table 6 Colorful Accent 4" w:uiPriority="51"/>
+    <w:lsdException w:name="Grid Table 7 Colorful Accent 4" w:uiPriority="52"/>
+    <w:lsdException w:name="Grid Table 1 Light Accent 5" w:uiPriority="46"/>
+    <w:lsdException w:name="Grid Table 2 Accent 5" w:uiPriority="47"/>
+    <w:lsdException w:name="Grid Table 3 Accent 5" w:uiPriority="48"/>
+    <w:lsdException w:name="Grid Table 4 Accent 5" w:uiPriority="49"/>
+    <w:lsdException w:name="Grid Table 5 Dark Accent 5" w:uiPriority="50"/>
+    <w:lsdException w:name="Grid Table 6 Colorful Accent 5" w:uiPriority="51"/>
+    <w:lsdException w:name="Grid Table 7 Colorful Accent 5" w:uiPriority="52"/>
+    <w:lsdException w:name="Grid Table 1 Light Accent 6" w:uiPriority="46"/>
+    <w:lsdException w:name="Grid Table 2 Accent 6" w:uiPriority="47"/>
+    <w:lsdException w:name="Grid Table 3 Accent 6" w:uiPriority="48"/>
+    <w:lsdException w:name="Grid Table 4 Accent 6" w:uiPriority="49"/>
+    <w:lsdException w:name="Grid Table 5 Dark Accent 6" w:uiPriority="50"/>
+    <w:lsdException w:name="Grid Table 6 Colorful Accent 6" w:uiPriority="51"/>
+    <w:lsdException w:name="Grid Table 7 Colorful Accent 6" w:uiPriority="52"/>
+    <w:lsdException w:name="List Table 1 Light" w:uiPriority="46"/>
+    <w:lsdException w:name="List Table 2" w:uiPriority="47"/>
+    <w:lsdException w:name="List Table 3" w:uiPriority="48"/>
+    <w:lsdException w:name="List Table 4" w:uiPriority="49"/>
+    <w:lsdException w:name="List Table 5 Dark" w:uiPriority="50"/>
+    <w:lsdException w:name="List Table 6 Colorful" w:uiPriority="51"/>
+    <w:lsdException w:name="List Table 7 Colorful" w:uiPriority="52"/>
+    <w:lsdException w:name="List Table 1 Light Accent 1" w:uiPriority="46"/>
+    <w:lsdException w:name="List Table 2 Accent 1" w:uiPriority="47"/>
+    <w:lsdException w:name="List Table 3 Accent 1" w:uiPriority="48"/>
+    <w:lsdException w:name="List Table 4 Accent 1" w:uiPriority="49"/>
+    <w:lsdException w:name="List Table 5 Dark Accent 1" w:uiPriority="50"/>
+    <w:lsdException w:name="List Table 6 Colorful Accent 1" w:uiPriority="51"/>
+    <w:lsdException w:name="List Table 7 Colorful Accent 1" w:uiPriority="52"/>
+    <w:lsdException w:name="List Table 1 Light Accent 2" w:uiPriority="46"/>
+    <w:lsdException w:name="List Table 2 Accent 2" w:uiPriority="47"/>
+    <w:lsdException w:name="List Table 3 Accent 2" w:uiPriority="48"/>
+    <w:lsdException w:name="List Table 4 Accent 2" w:uiPriority="49"/>
+    <w:lsdException w:name="List Table 5 Dark Accent 2" w:uiPriority="50"/>
+    <w:lsdException w:name="List Table 6 Colorful Accent 2" w:uiPriority="51"/>
+    <w:lsdException w:name="List Table 7 Colorful Accent 2" w:uiPriority="52"/>
+    <w:lsdException w:name="List Table 1 Light Accent 3" w:uiPriority="46"/>
+    <w:lsdException w:name="List Table 2 Accent 3" w:uiPriority="47"/>
+    <w:lsdException w:name="List Table 3 Accent 3" w:uiPriority="48"/>
+    <w:lsdException w:name="List Table 4 Accent 3" w:uiPriority="49"/>
+    <w:lsdException w:name="List Table 5 Dark Accent 3" w:uiPriority="50"/>
+    <w:lsdException w:name="List Table 6 Colorful Accent 3" w:uiPriority="51"/>
+    <w:lsdException w:name="List Table 7 Colorful Accent 3" w:uiPriority="52"/>
+    <w:lsdException w:name="List Table 1 Light Accent 4" w:uiPriority="46"/>
+    <w:lsdException w:name="List Table 2 Accent 4" w:uiPriority="47"/>
+    <w:lsdException w:name="List Table 3 Accent 4" w:uiPriority="48"/>
+    <w:lsdException w:name="List Table 4 Accent 4" w:uiPriority="49"/>
+    <w:lsdException w:name="List Table 5 Dark Accent 4" w:uiPriority="50"/>
+    <w:lsdException w:name="List Table 6 Colorful Accent 4" w:uiPriority="51"/>
+    <w:lsdException w:name="List Table 7 Colorful Accent 4" w:uiPriority="52"/>
+    <w:lsdException w:name="List Table 1 Light Accent 5" w:uiPriority="46"/>
+    <w:lsdException w:name="List Table 2 Accent 5" w:uiPriority="47"/>
+    <w:lsdException w:name="List Table 3 Accent 5" w:uiPriority="48"/>
+    <w:lsdException w:name="List Table 4 Accent 5" w:uiPriority="49"/>
+    <w:lsdException w:name="List Table 5 Dark Accent 5" w:uiPriority="50"/>
+    <w:lsdException w:name="List Table 6 Colorful Accent 5" w:uiPriority="51"/>
+    <w:lsdException w:name="List Table 7 Colorful Accent 5" w:uiPriority="52"/>
+    <w:lsdException w:name="List Table 1 Light Accent 6" w:uiPriority="46"/>
+    <w:lsdException w:name="List Table 2 Accent 6" w:uiPriority="47"/>
+    <w:lsdException w:name="List Table 3 Accent 6" w:uiPriority="48"/>
+    <w:lsdException w:name="List Table 4 Accent 6" w:uiPriority="49"/>
+    <w:lsdException w:name="List Table 5 Dark Accent 6" w:uiPriority="50"/>
+    <w:lsdException w:name="List Table 6 Colorful Accent 6" w:uiPriority="51"/>
+    <w:lsdException w:name="List Table 7 Colorful Accent 6" w:uiPriority="52"/>
+  </w:latentStyles>
+  <w:style w:type="paragraph" w:default="1" w:styleId="Normal">
+    <w:name w:val="Normal"/>
   </w:style>
   <w:style w:type="paragraph" w:styleId="Heading1">
     <w:name w:val="heading 1"/>
     <w:basedOn w:val="Normal"/>
     <w:next w:val="Normal"/>
     <w:pPr>
-      <w:keepNext w:val="1"/>
-      <w:keepLines w:val="1"/>
-      <w:pageBreakBefore w:val="0"/>
-      <w:spacing w:after="120" w:before="400" w:lineRule="auto"/>
+      <w:keepNext/>
+      <w:keepLines/>
+      <w:spacing w:before="400" w:after="120"/>
+      <w:outlineLvl w:val="0"/>
     </w:pPr>
     <w:rPr>
       <w:sz w:val="40"/>
@@ -1071,13 +1536,12 @@
     <w:basedOn w:val="Normal"/>
     <w:next w:val="Normal"/>
     <w:pPr>
-      <w:keepNext w:val="1"/>
-      <w:keepLines w:val="1"/>
-      <w:pageBreakBefore w:val="0"/>
-      <w:spacing w:after="120" w:before="360" w:lineRule="auto"/>
+      <w:keepNext/>
+      <w:keepLines/>
+      <w:spacing w:before="360" w:after="120"/>
+      <w:outlineLvl w:val="1"/>
     </w:pPr>
     <w:rPr>
-      <w:b w:val="0"/>
       <w:sz w:val="32"/>
       <w:szCs w:val="32"/>
     </w:rPr>
@@ -1087,13 +1551,12 @@
     <w:basedOn w:val="Normal"/>
     <w:next w:val="Normal"/>
     <w:pPr>
-      <w:keepNext w:val="1"/>
-      <w:keepLines w:val="1"/>
-      <w:pageBreakBefore w:val="0"/>
-      <w:spacing w:after="80" w:before="320" w:lineRule="auto"/>
+      <w:keepNext/>
+      <w:keepLines/>
+      <w:spacing w:before="320" w:after="80"/>
+      <w:outlineLvl w:val="2"/>
     </w:pPr>
     <w:rPr>
-      <w:b w:val="0"/>
       <w:color w:val="434343"/>
       <w:sz w:val="28"/>
       <w:szCs w:val="28"/>
@@ -1104,10 +1567,10 @@
     <w:basedOn w:val="Normal"/>
     <w:next w:val="Normal"/>
     <w:pPr>
-      <w:keepNext w:val="1"/>
-      <w:keepLines w:val="1"/>
-      <w:pageBreakBefore w:val="0"/>
-      <w:spacing w:after="80" w:before="280" w:lineRule="auto"/>
+      <w:keepNext/>
+      <w:keepLines/>
+      <w:spacing w:before="280" w:after="80"/>
+      <w:outlineLvl w:val="3"/>
     </w:pPr>
     <w:rPr>
       <w:color w:val="666666"/>
@@ -1120,15 +1583,13 @@
     <w:basedOn w:val="Normal"/>
     <w:next w:val="Normal"/>
     <w:pPr>
-      <w:keepNext w:val="1"/>
-      <w:keepLines w:val="1"/>
-      <w:pageBreakBefore w:val="0"/>
-      <w:spacing w:after="80" w:before="240" w:lineRule="auto"/>
+      <w:keepNext/>
+      <w:keepLines/>
+      <w:spacing w:before="240" w:after="80"/>
+      <w:outlineLvl w:val="4"/>
     </w:pPr>
     <w:rPr>
       <w:color w:val="666666"/>
-      <w:sz w:val="22"/>
-      <w:szCs w:val="22"/>
     </w:rPr>
   </w:style>
   <w:style w:type="paragraph" w:styleId="Heading6">
@@ -1136,27 +1597,62 @@
     <w:basedOn w:val="Normal"/>
     <w:next w:val="Normal"/>
     <w:pPr>
-      <w:keepNext w:val="1"/>
-      <w:keepLines w:val="1"/>
-      <w:pageBreakBefore w:val="0"/>
-      <w:spacing w:after="80" w:before="240" w:lineRule="auto"/>
+      <w:keepNext/>
+      <w:keepLines/>
+      <w:spacing w:before="240" w:after="80"/>
+      <w:outlineLvl w:val="5"/>
     </w:pPr>
     <w:rPr>
-      <w:i w:val="1"/>
+      <w:i/>
       <w:color w:val="666666"/>
-      <w:sz w:val="22"/>
-      <w:szCs w:val="22"/>
     </w:rPr>
+  </w:style>
+  <w:style w:type="character" w:default="1" w:styleId="DefaultParagraphFont">
+    <w:name w:val="Default Paragraph Font"/>
+    <w:uiPriority w:val="1"/>
+    <w:semiHidden/>
+    <w:unhideWhenUsed/>
+  </w:style>
+  <w:style w:type="table" w:default="1" w:styleId="TableNormal">
+    <w:name w:val="Normal Table"/>
+    <w:uiPriority w:val="99"/>
+    <w:semiHidden/>
+    <w:unhideWhenUsed/>
+    <w:tblPr>
+      <w:tblInd w:w="0" w:type="dxa"/>
+      <w:tblCellMar>
+        <w:top w:w="0" w:type="dxa"/>
+        <w:left w:w="108" w:type="dxa"/>
+        <w:bottom w:w="0" w:type="dxa"/>
+        <w:right w:w="108" w:type="dxa"/>
+      </w:tblCellMar>
+    </w:tblPr>
+  </w:style>
+  <w:style w:type="numbering" w:default="1" w:styleId="NoList">
+    <w:name w:val="No List"/>
+    <w:uiPriority w:val="99"/>
+    <w:semiHidden/>
+    <w:unhideWhenUsed/>
+  </w:style>
+  <w:style w:type="table" w:customStyle="1" w:styleId="TableNormal0">
+    <w:name w:val="TableNormal"/>
+    <w:tblPr>
+      <w:tblCellMar>
+        <w:top w:w="0" w:type="dxa"/>
+        <w:left w:w="0" w:type="dxa"/>
+        <w:bottom w:w="0" w:type="dxa"/>
+        <w:right w:w="0" w:type="dxa"/>
+      </w:tblCellMar>
+    </w:tblPr>
   </w:style>
   <w:style w:type="paragraph" w:styleId="Title">
     <w:name w:val="Title"/>
     <w:basedOn w:val="Normal"/>
     <w:next w:val="Normal"/>
     <w:pPr>
-      <w:keepNext w:val="1"/>
-      <w:keepLines w:val="1"/>
-      <w:pageBreakBefore w:val="0"/>
-      <w:spacing w:after="60" w:before="0" w:lineRule="auto"/>
+      <w:keepNext/>
+      <w:keepLines/>
+      <w:spacing w:after="60"/>
     </w:pPr>
     <w:rPr>
       <w:sz w:val="52"/>
@@ -1168,18 +1664,26 @@
     <w:basedOn w:val="Normal"/>
     <w:next w:val="Normal"/>
     <w:pPr>
-      <w:keepNext w:val="1"/>
-      <w:keepLines w:val="1"/>
-      <w:pageBreakBefore w:val="0"/>
-      <w:spacing w:after="320" w:before="0" w:lineRule="auto"/>
+      <w:keepNext/>
+      <w:keepLines/>
+      <w:spacing w:after="320"/>
     </w:pPr>
     <w:rPr>
-      <w:rFonts w:ascii="Arial" w:cs="Arial" w:eastAsia="Arial" w:hAnsi="Arial"/>
-      <w:i w:val="0"/>
       <w:color w:val="666666"/>
       <w:sz w:val="30"/>
       <w:szCs w:val="30"/>
     </w:rPr>
+  </w:style>
+  <w:style w:type="paragraph" w:styleId="ListParagraph">
+    <w:name w:val="List Paragraph"/>
+    <w:basedOn w:val="Normal"/>
+    <w:uiPriority w:val="34"/>
+    <w:qFormat/>
+    <w:rsid w:val="00422136"/>
+    <w:pPr>
+      <w:ind w:left="720"/>
+      <w:contextualSpacing/>
+    </w:pPr>
   </w:style>
 </w:styles>
 </file>
